--- a/docs/docx/Test_Reference.docx
+++ b/docs/docx/Test_Reference.docx
@@ -2124,7 +2124,7 @@
         </w:trPr>
         <w:tc>
           <w:tcPr>
-            <w:tcW w:type="dxa" w:w="4364"/>
+            <w:tcW w:type="dxa" w:w="4204"/>
             <w:tcBorders>
               <w:bottom w:sz="3.184000015258789" w:val="single" w:color="#000000"/>
             </w:tcBorders>
@@ -2156,7 +2156,7 @@
         </w:tc>
         <w:tc>
           <w:tcPr>
-            <w:tcW w:type="dxa" w:w="5004"/>
+            <w:tcW w:type="dxa" w:w="5164"/>
             <w:tcBorders>
               <w:bottom w:sz="3.184000015258789" w:val="single" w:color="#000000"/>
             </w:tcBorders>
@@ -2182,17 +2182,7 @@
                 <w:color w:val="000000"/>
                 <w:sz w:val="20"/>
               </w:rPr>
-              <w:t>Test</w:t>
-            </w:r>
-            <w:r>
-              <w:rPr>
-                <w:rFonts w:ascii="LMRoman10" w:hAnsi="LMRoman10" w:eastAsia="LMRoman10"/>
-                <w:b w:val="0"/>
-                <w:i w:val="0"/>
-                <w:color w:val="000000"/>
-                <w:sz w:val="20"/>
-              </w:rPr>
-              <w:t>Reference</w:t>
+              <w:t>tmp.ocTMI0Grw2</w:t>
             </w:r>
           </w:p>
         </w:tc>
@@ -4249,7 +4239,7 @@
         <w:autoSpaceDN w:val="0"/>
         <w:autoSpaceDE w:val="0"/>
         <w:widowControl/>
-        <w:spacing w:line="286" w:lineRule="exact" w:before="96" w:after="0"/>
+        <w:spacing w:line="286" w:lineRule="exact" w:before="96" w:after="6146"/>
         <w:ind w:left="8" w:right="52" w:hanging="8"/>
         <w:jc w:val="both"/>
       </w:pPr>
@@ -4715,782 +4705,6 @@
           <w:sz w:val="24"/>
         </w:rPr>
         <w:t>incremented.</w:t>
-      </w:r>
-    </w:p>
-    <w:p>
-      <w:pPr>
-        <w:autoSpaceDN w:val="0"/>
-        <w:tabs>
-          <w:tab w:pos="710" w:val="left"/>
-        </w:tabs>
-        <w:autoSpaceDE w:val="0"/>
-        <w:widowControl/>
-        <w:spacing w:line="280" w:lineRule="exact" w:before="102" w:after="2132"/>
-        <w:ind w:left="224" w:right="1872" w:firstLine="0"/>
-        <w:jc w:val="left"/>
-      </w:pPr>
-      <w:r>
-        <w:rPr>
-          <w:rFonts w:ascii="LMRoman12" w:hAnsi="LMRoman12" w:eastAsia="LMRoman12"/>
-          <w:b w:val="0"/>
-          <w:i w:val="0"/>
-          <w:color w:val="000000"/>
-          <w:sz w:val="24"/>
-        </w:rPr>
-        <w:t>•</w:t>
-      </w:r>
-      <w:r>
-        <w:rPr>
-          <w:rFonts w:ascii="LMRoman12" w:hAnsi="LMRoman12" w:eastAsia="LMRoman12"/>
-          <w:b w:val="0"/>
-          <w:i w:val="0"/>
-          <w:color w:val="000000"/>
-          <w:sz w:val="24"/>
-        </w:rPr>
-        <w:t>1.</w:t>
-      </w:r>
-      <w:r>
-        <w:rPr>
-          <w:rFonts w:ascii="LMRoman12" w:hAnsi="LMRoman12" w:eastAsia="LMRoman12"/>
-          <w:b w:val="0"/>
-          <w:i w:val="0"/>
-          <w:color w:val="000000"/>
-          <w:sz w:val="24"/>
-        </w:rPr>
-        <w:t>Return</w:t>
-      </w:r>
-      <w:r>
-        <w:rPr>
-          <w:rFonts w:ascii="LMRoman12" w:hAnsi="LMRoman12" w:eastAsia="LMRoman12"/>
-          <w:b w:val="0"/>
-          <w:i w:val="0"/>
-          <w:color w:val="000000"/>
-          <w:sz w:val="24"/>
-        </w:rPr>
-        <w:t>Conventions</w:t>
-      </w:r>
-      <w:r>
-        <w:br/>
-      </w:r>
-      <w:r>
-        <w:rPr>
-          <w:rFonts w:ascii="LMRoman12" w:hAnsi="LMRoman12" w:eastAsia="LMRoman12"/>
-          <w:b/>
-          <w:i w:val="0"/>
-          <w:color w:val="000000"/>
-          <w:sz w:val="24"/>
-        </w:rPr>
-        <w:t>–</w:t>
-      </w:r>
-      <w:r>
-        <w:rPr>
-          <w:rFonts w:ascii="LMRoman12" w:hAnsi="LMRoman12" w:eastAsia="LMRoman12"/>
-          <w:b w:val="0"/>
-          <w:i w:val="0"/>
-          <w:color w:val="000000"/>
-          <w:sz w:val="24"/>
-        </w:rPr>
-        <w:t>1.1</w:t>
-      </w:r>
-      <w:r>
-        <w:rPr>
-          <w:rFonts w:ascii="LMRoman12" w:hAnsi="LMRoman12" w:eastAsia="LMRoman12"/>
-          <w:b w:val="0"/>
-          <w:i w:val="0"/>
-          <w:color w:val="000000"/>
-          <w:sz w:val="24"/>
-        </w:rPr>
-        <w:t>Return</w:t>
-      </w:r>
-      <w:r>
-        <w:rPr>
-          <w:rFonts w:ascii="LMRoman12" w:hAnsi="LMRoman12" w:eastAsia="LMRoman12"/>
-          <w:b w:val="0"/>
-          <w:i w:val="0"/>
-          <w:color w:val="000000"/>
-          <w:sz w:val="24"/>
-        </w:rPr>
-        <w:t>Styles</w:t>
-      </w:r>
-      <w:r>
-        <w:br/>
-      </w:r>
-      <w:r>
-        <w:rPr>
-          <w:rFonts w:ascii="LMRoman12" w:hAnsi="LMRoman12" w:eastAsia="LMRoman12"/>
-          <w:b/>
-          <w:i w:val="0"/>
-          <w:color w:val="000000"/>
-          <w:sz w:val="24"/>
-        </w:rPr>
-        <w:t>–</w:t>
-      </w:r>
-      <w:r>
-        <w:rPr>
-          <w:rFonts w:ascii="LMRoman12" w:hAnsi="LMRoman12" w:eastAsia="LMRoman12"/>
-          <w:b w:val="0"/>
-          <w:i w:val="0"/>
-          <w:color w:val="000000"/>
-          <w:sz w:val="24"/>
-        </w:rPr>
-        <w:t>1.2</w:t>
-      </w:r>
-      <w:r>
-        <w:rPr>
-          <w:rFonts w:ascii="LMRoman12" w:hAnsi="LMRoman12" w:eastAsia="LMRoman12"/>
-          <w:b w:val="0"/>
-          <w:i w:val="0"/>
-          <w:color w:val="000000"/>
-          <w:sz w:val="24"/>
-        </w:rPr>
-        <w:t>Assertion</w:t>
-      </w:r>
-      <w:r>
-        <w:rPr>
-          <w:rFonts w:ascii="LMRoman12" w:hAnsi="LMRoman12" w:eastAsia="LMRoman12"/>
-          <w:b w:val="0"/>
-          <w:i w:val="0"/>
-          <w:color w:val="000000"/>
-          <w:sz w:val="24"/>
-        </w:rPr>
-        <w:t>Guidance</w:t>
-      </w:r>
-      <w:r>
-        <w:br/>
-      </w:r>
-      <w:r>
-        <w:rPr>
-          <w:rFonts w:ascii="LMRoman12" w:hAnsi="LMRoman12" w:eastAsia="LMRoman12"/>
-          <w:b w:val="0"/>
-          <w:i w:val="0"/>
-          <w:color w:val="000000"/>
-          <w:sz w:val="24"/>
-        </w:rPr>
-        <w:t>•</w:t>
-      </w:r>
-      <w:r>
-        <w:rPr>
-          <w:rFonts w:ascii="LMRoman12" w:hAnsi="LMRoman12" w:eastAsia="LMRoman12"/>
-          <w:b w:val="0"/>
-          <w:i w:val="0"/>
-          <w:color w:val="000000"/>
-          <w:sz w:val="24"/>
-        </w:rPr>
-        <w:t>2.</w:t>
-      </w:r>
-      <w:r>
-        <w:rPr>
-          <w:rFonts w:ascii="LMRoman12" w:hAnsi="LMRoman12" w:eastAsia="LMRoman12"/>
-          <w:b w:val="0"/>
-          <w:i w:val="0"/>
-          <w:color w:val="000000"/>
-          <w:sz w:val="24"/>
-        </w:rPr>
-        <w:t>Comparison</w:t>
-      </w:r>
-      <w:r>
-        <w:rPr>
-          <w:rFonts w:ascii="LMRoman12" w:hAnsi="LMRoman12" w:eastAsia="LMRoman12"/>
-          <w:b w:val="0"/>
-          <w:i w:val="0"/>
-          <w:color w:val="000000"/>
-          <w:sz w:val="24"/>
-        </w:rPr>
-        <w:t>Option</w:t>
-      </w:r>
-      <w:r>
-        <w:rPr>
-          <w:rFonts w:ascii="LMRoman12" w:hAnsi="LMRoman12" w:eastAsia="LMRoman12"/>
-          <w:b w:val="0"/>
-          <w:i w:val="0"/>
-          <w:color w:val="000000"/>
-          <w:sz w:val="24"/>
-        </w:rPr>
-        <w:t>Structs</w:t>
-      </w:r>
-      <w:r>
-        <w:br/>
-      </w:r>
-      <w:r>
-        <w:rPr>
-          <w:rFonts w:ascii="LMRoman12" w:hAnsi="LMRoman12" w:eastAsia="LMRoman12"/>
-          <w:b/>
-          <w:i w:val="0"/>
-          <w:color w:val="000000"/>
-          <w:sz w:val="24"/>
-        </w:rPr>
-        <w:t>–</w:t>
-      </w:r>
-      <w:r>
-        <w:rPr>
-          <w:rFonts w:ascii="LMRoman12" w:hAnsi="LMRoman12" w:eastAsia="LMRoman12"/>
-          <w:b w:val="0"/>
-          <w:i w:val="0"/>
-          <w:color w:val="000000"/>
-          <w:sz w:val="24"/>
-        </w:rPr>
-        <w:t>2.1</w:t>
-      </w:r>
-      <w:r>
-        <w:rPr>
-          <w:rFonts w:ascii="LMRoman12" w:hAnsi="LMRoman12" w:eastAsia="LMRoman12"/>
-          <w:b w:val="0"/>
-          <w:i w:val="0"/>
-          <w:color w:val="000000"/>
-          <w:sz w:val="24"/>
-        </w:rPr>
-        <w:t>ra_path_compare_options_t</w:t>
-      </w:r>
-      <w:r>
-        <w:br/>
-      </w:r>
-      <w:r>
-        <w:rPr>
-          <w:rFonts w:ascii="LMRoman12" w:hAnsi="LMRoman12" w:eastAsia="LMRoman12"/>
-          <w:b/>
-          <w:i w:val="0"/>
-          <w:color w:val="000000"/>
-          <w:sz w:val="24"/>
-        </w:rPr>
-        <w:t>–</w:t>
-      </w:r>
-      <w:r>
-        <w:rPr>
-          <w:rFonts w:ascii="LMRoman12" w:hAnsi="LMRoman12" w:eastAsia="LMRoman12"/>
-          <w:b w:val="0"/>
-          <w:i w:val="0"/>
-          <w:color w:val="000000"/>
-          <w:sz w:val="24"/>
-        </w:rPr>
-        <w:t>2.2</w:t>
-      </w:r>
-      <w:r>
-        <w:rPr>
-          <w:rFonts w:ascii="LMRoman12" w:hAnsi="LMRoman12" w:eastAsia="LMRoman12"/>
-          <w:b w:val="0"/>
-          <w:i w:val="0"/>
-          <w:color w:val="000000"/>
-          <w:sz w:val="24"/>
-        </w:rPr>
-        <w:t>ra_path_metadata_compare_options_t</w:t>
-      </w:r>
-      <w:r>
-        <w:br/>
-      </w:r>
-      <w:r>
-        <w:rPr>
-          <w:rFonts w:ascii="LMRoman12" w:hAnsi="LMRoman12" w:eastAsia="LMRoman12"/>
-          <w:b/>
-          <w:i w:val="0"/>
-          <w:color w:val="000000"/>
-          <w:sz w:val="24"/>
-        </w:rPr>
-        <w:t>–</w:t>
-      </w:r>
-      <w:r>
-        <w:rPr>
-          <w:rFonts w:ascii="LMRoman12" w:hAnsi="LMRoman12" w:eastAsia="LMRoman12"/>
-          <w:b w:val="0"/>
-          <w:i w:val="0"/>
-          <w:color w:val="000000"/>
-          <w:sz w:val="24"/>
-        </w:rPr>
-        <w:t>2.3</w:t>
-      </w:r>
-      <w:r>
-        <w:rPr>
-          <w:rFonts w:ascii="LMRoman12" w:hAnsi="LMRoman12" w:eastAsia="LMRoman12"/>
-          <w:b w:val="0"/>
-          <w:i w:val="0"/>
-          <w:color w:val="000000"/>
-          <w:sz w:val="24"/>
-        </w:rPr>
-        <w:t>ra_json_compare_options_t</w:t>
-      </w:r>
-      <w:r>
-        <w:br/>
-      </w:r>
-      <w:r>
-        <w:rPr>
-          <w:rFonts w:ascii="LMRoman12" w:hAnsi="LMRoman12" w:eastAsia="LMRoman12"/>
-          <w:b/>
-          <w:i w:val="0"/>
-          <w:color w:val="000000"/>
-          <w:sz w:val="24"/>
-        </w:rPr>
-        <w:t>–</w:t>
-      </w:r>
-      <w:r>
-        <w:rPr>
-          <w:rFonts w:ascii="LMRoman12" w:hAnsi="LMRoman12" w:eastAsia="LMRoman12"/>
-          <w:b w:val="0"/>
-          <w:i w:val="0"/>
-          <w:color w:val="000000"/>
-          <w:sz w:val="24"/>
-        </w:rPr>
-        <w:t>2.4</w:t>
-      </w:r>
-      <w:r>
-        <w:rPr>
-          <w:rFonts w:ascii="LMRoman12" w:hAnsi="LMRoman12" w:eastAsia="LMRoman12"/>
-          <w:b w:val="0"/>
-          <w:i w:val="0"/>
-          <w:color w:val="000000"/>
-          <w:sz w:val="24"/>
-        </w:rPr>
-        <w:t>ra_text_compare_options_t</w:t>
-      </w:r>
-      <w:r>
-        <w:br/>
-      </w:r>
-      <w:r>
-        <w:rPr>
-          <w:rFonts w:ascii="LMRoman12" w:hAnsi="LMRoman12" w:eastAsia="LMRoman12"/>
-          <w:b/>
-          <w:i w:val="0"/>
-          <w:color w:val="000000"/>
-          <w:sz w:val="24"/>
-        </w:rPr>
-        <w:t>–</w:t>
-      </w:r>
-      <w:r>
-        <w:rPr>
-          <w:rFonts w:ascii="LMRoman12" w:hAnsi="LMRoman12" w:eastAsia="LMRoman12"/>
-          <w:b w:val="0"/>
-          <w:i w:val="0"/>
-          <w:color w:val="000000"/>
-          <w:sz w:val="24"/>
-        </w:rPr>
-        <w:t>3.</w:t>
-      </w:r>
-      <w:r>
-        <w:rPr>
-          <w:rFonts w:ascii="LMRoman12" w:hAnsi="LMRoman12" w:eastAsia="LMRoman12"/>
-          <w:b w:val="0"/>
-          <w:i w:val="0"/>
-          <w:color w:val="000000"/>
-          <w:sz w:val="24"/>
-        </w:rPr>
-        <w:t>Common</w:t>
-      </w:r>
-      <w:r>
-        <w:rPr>
-          <w:rFonts w:ascii="LMRoman12" w:hAnsi="LMRoman12" w:eastAsia="LMRoman12"/>
-          <w:b w:val="0"/>
-          <w:i w:val="0"/>
-          <w:color w:val="000000"/>
-          <w:sz w:val="24"/>
-        </w:rPr>
-        <w:t>Usage</w:t>
-      </w:r>
-      <w:r>
-        <w:rPr>
-          <w:rFonts w:ascii="LMRoman12" w:hAnsi="LMRoman12" w:eastAsia="LMRoman12"/>
-          <w:b w:val="0"/>
-          <w:i w:val="0"/>
-          <w:color w:val="000000"/>
-          <w:sz w:val="24"/>
-        </w:rPr>
-        <w:t>Patterns</w:t>
-      </w:r>
-      <w:r>
-        <w:br/>
-      </w:r>
-      <w:r>
-        <w:rPr>
-          <w:rFonts w:ascii="LMRoman12" w:hAnsi="LMRoman12" w:eastAsia="LMRoman12"/>
-          <w:b/>
-          <w:i w:val="0"/>
-          <w:color w:val="000000"/>
-          <w:sz w:val="24"/>
-        </w:rPr>
-        <w:t>–</w:t>
-      </w:r>
-      <w:r>
-        <w:rPr>
-          <w:rFonts w:ascii="LMRoman12" w:hAnsi="LMRoman12" w:eastAsia="LMRoman12"/>
-          <w:b w:val="0"/>
-          <w:i w:val="0"/>
-          <w:color w:val="000000"/>
-          <w:sz w:val="24"/>
-        </w:rPr>
-        <w:t>3.1</w:t>
-      </w:r>
-      <w:r>
-        <w:rPr>
-          <w:rFonts w:ascii="LMRoman12" w:hAnsi="LMRoman12" w:eastAsia="LMRoman12"/>
-          <w:b w:val="0"/>
-          <w:i w:val="0"/>
-          <w:color w:val="000000"/>
-          <w:sz w:val="24"/>
-        </w:rPr>
-        <w:t>Compare</w:t>
-      </w:r>
-      <w:r>
-        <w:rPr>
-          <w:rFonts w:ascii="LMRoman12" w:hAnsi="LMRoman12" w:eastAsia="LMRoman12"/>
-          <w:b w:val="0"/>
-          <w:i w:val="0"/>
-          <w:color w:val="000000"/>
-          <w:sz w:val="24"/>
-        </w:rPr>
-        <w:t>Two</w:t>
-      </w:r>
-      <w:r>
-        <w:rPr>
-          <w:rFonts w:ascii="LMRoman12" w:hAnsi="LMRoman12" w:eastAsia="LMRoman12"/>
-          <w:b w:val="0"/>
-          <w:i w:val="0"/>
-          <w:color w:val="000000"/>
-          <w:sz w:val="24"/>
-        </w:rPr>
-        <w:t>Paths</w:t>
-      </w:r>
-      <w:r>
-        <w:rPr>
-          <w:rFonts w:ascii="LMRoman12" w:hAnsi="LMRoman12" w:eastAsia="LMRoman12"/>
-          <w:b w:val="0"/>
-          <w:i w:val="0"/>
-          <w:color w:val="000000"/>
-          <w:sz w:val="24"/>
-        </w:rPr>
-        <w:t>While</w:t>
-      </w:r>
-      <w:r>
-        <w:rPr>
-          <w:rFonts w:ascii="LMRoman12" w:hAnsi="LMRoman12" w:eastAsia="LMRoman12"/>
-          <w:b w:val="0"/>
-          <w:i w:val="0"/>
-          <w:color w:val="000000"/>
-          <w:sz w:val="24"/>
-        </w:rPr>
-        <w:t>Ignoring</w:t>
-      </w:r>
-      <w:r>
-        <w:rPr>
-          <w:rFonts w:ascii="LMRoman12" w:hAnsi="LMRoman12" w:eastAsia="LMRoman12"/>
-          <w:b w:val="0"/>
-          <w:i w:val="0"/>
-          <w:color w:val="000000"/>
-          <w:sz w:val="24"/>
-        </w:rPr>
-        <w:t>Timestamps</w:t>
-      </w:r>
-      <w:r>
-        <w:br/>
-      </w:r>
-      <w:r>
-        <w:rPr>
-          <w:rFonts w:ascii="LMRoman12" w:hAnsi="LMRoman12" w:eastAsia="LMRoman12"/>
-          <w:b/>
-          <w:i w:val="0"/>
-          <w:color w:val="000000"/>
-          <w:sz w:val="24"/>
-        </w:rPr>
-        <w:t>–</w:t>
-      </w:r>
-      <w:r>
-        <w:rPr>
-          <w:rFonts w:ascii="LMRoman12" w:hAnsi="LMRoman12" w:eastAsia="LMRoman12"/>
-          <w:b w:val="0"/>
-          <w:i w:val="0"/>
-          <w:color w:val="000000"/>
-          <w:sz w:val="24"/>
-        </w:rPr>
-        <w:t>3.2</w:t>
-      </w:r>
-      <w:r>
-        <w:rPr>
-          <w:rFonts w:ascii="LMRoman12" w:hAnsi="LMRoman12" w:eastAsia="LMRoman12"/>
-          <w:b w:val="0"/>
-          <w:i w:val="0"/>
-          <w:color w:val="000000"/>
-          <w:sz w:val="24"/>
-        </w:rPr>
-        <w:t>Compare</w:t>
-      </w:r>
-      <w:r>
-        <w:rPr>
-          <w:rFonts w:ascii="LMRoman12" w:hAnsi="LMRoman12" w:eastAsia="LMRoman12"/>
-          <w:b w:val="0"/>
-          <w:i w:val="0"/>
-          <w:color w:val="000000"/>
-          <w:sz w:val="24"/>
-        </w:rPr>
-        <w:t>Path</w:t>
-      </w:r>
-      <w:r>
-        <w:rPr>
-          <w:rFonts w:ascii="LMRoman12" w:hAnsi="LMRoman12" w:eastAsia="LMRoman12"/>
-          <w:b w:val="0"/>
-          <w:i w:val="0"/>
-          <w:color w:val="000000"/>
-          <w:sz w:val="24"/>
-        </w:rPr>
-        <w:t>Metadata</w:t>
-      </w:r>
-      <w:r>
-        <w:rPr>
-          <w:rFonts w:ascii="LMRoman12" w:hAnsi="LMRoman12" w:eastAsia="LMRoman12"/>
-          <w:b w:val="0"/>
-          <w:i w:val="0"/>
-          <w:color w:val="000000"/>
-          <w:sz w:val="24"/>
-        </w:rPr>
-        <w:t>Including</w:t>
-      </w:r>
-      <w:r>
-        <w:rPr>
-          <w:rFonts w:ascii="LMRoman12" w:hAnsi="LMRoman12" w:eastAsia="LMRoman12"/>
-          <w:b w:val="0"/>
-          <w:i w:val="0"/>
-          <w:color w:val="000000"/>
-          <w:sz w:val="24"/>
-        </w:rPr>
-        <w:t>Modification</w:t>
-      </w:r>
-      <w:r>
-        <w:rPr>
-          <w:rFonts w:ascii="LMRoman12" w:hAnsi="LMRoman12" w:eastAsia="LMRoman12"/>
-          <w:b w:val="0"/>
-          <w:i w:val="0"/>
-          <w:color w:val="000000"/>
-          <w:sz w:val="24"/>
-        </w:rPr>
-        <w:t>Time</w:t>
-      </w:r>
-      <w:r>
-        <w:rPr>
-          <w:rFonts w:ascii="LMRoman12" w:hAnsi="LMRoman12" w:eastAsia="LMRoman12"/>
-          <w:b/>
-          <w:i w:val="0"/>
-          <w:color w:val="000000"/>
-          <w:sz w:val="24"/>
-        </w:rPr>
-        <w:t>–</w:t>
-      </w:r>
-      <w:r>
-        <w:rPr>
-          <w:rFonts w:ascii="LMRoman12" w:hAnsi="LMRoman12" w:eastAsia="LMRoman12"/>
-          <w:b w:val="0"/>
-          <w:i w:val="0"/>
-          <w:color w:val="000000"/>
-          <w:sz w:val="24"/>
-        </w:rPr>
-        <w:t>3.3</w:t>
-      </w:r>
-      <w:r>
-        <w:rPr>
-          <w:rFonts w:ascii="LMRoman12" w:hAnsi="LMRoman12" w:eastAsia="LMRoman12"/>
-          <w:b w:val="0"/>
-          <w:i w:val="0"/>
-          <w:color w:val="000000"/>
-          <w:sz w:val="24"/>
-        </w:rPr>
-        <w:t>Compare</w:t>
-      </w:r>
-      <w:r>
-        <w:rPr>
-          <w:rFonts w:ascii="LMRoman12" w:hAnsi="LMRoman12" w:eastAsia="LMRoman12"/>
-          <w:b w:val="0"/>
-          <w:i w:val="0"/>
-          <w:color w:val="000000"/>
-          <w:sz w:val="24"/>
-        </w:rPr>
-        <w:t>JSON</w:t>
-      </w:r>
-      <w:r>
-        <w:rPr>
-          <w:rFonts w:ascii="LMRoman12" w:hAnsi="LMRoman12" w:eastAsia="LMRoman12"/>
-          <w:b w:val="0"/>
-          <w:i w:val="0"/>
-          <w:color w:val="000000"/>
-          <w:sz w:val="24"/>
-        </w:rPr>
-        <w:t>While</w:t>
-      </w:r>
-      <w:r>
-        <w:rPr>
-          <w:rFonts w:ascii="LMRoman12" w:hAnsi="LMRoman12" w:eastAsia="LMRoman12"/>
-          <w:b w:val="0"/>
-          <w:i w:val="0"/>
-          <w:color w:val="000000"/>
-          <w:sz w:val="24"/>
-        </w:rPr>
-        <w:t>Ignoring</w:t>
-      </w:r>
-      <w:r>
-        <w:rPr>
-          <w:rFonts w:ascii="LMRoman12" w:hAnsi="LMRoman12" w:eastAsia="LMRoman12"/>
-          <w:b w:val="0"/>
-          <w:i w:val="0"/>
-          <w:color w:val="000000"/>
-          <w:sz w:val="24"/>
-        </w:rPr>
-        <w:t>Object</w:t>
-      </w:r>
-      <w:r>
-        <w:rPr>
-          <w:rFonts w:ascii="LMRoman12" w:hAnsi="LMRoman12" w:eastAsia="LMRoman12"/>
-          <w:b w:val="0"/>
-          <w:i w:val="0"/>
-          <w:color w:val="000000"/>
-          <w:sz w:val="24"/>
-        </w:rPr>
-        <w:t>Key</w:t>
-      </w:r>
-      <w:r>
-        <w:rPr>
-          <w:rFonts w:ascii="LMRoman12" w:hAnsi="LMRoman12" w:eastAsia="LMRoman12"/>
-          <w:b w:val="0"/>
-          <w:i w:val="0"/>
-          <w:color w:val="000000"/>
-          <w:sz w:val="24"/>
-        </w:rPr>
-        <w:t>Order</w:t>
-      </w:r>
-      <w:r>
-        <w:br/>
-      </w:r>
-      <w:r>
-        <w:rPr>
-          <w:rFonts w:ascii="LMRoman12" w:hAnsi="LMRoman12" w:eastAsia="LMRoman12"/>
-          <w:b/>
-          <w:i w:val="0"/>
-          <w:color w:val="000000"/>
-          <w:sz w:val="24"/>
-        </w:rPr>
-        <w:t>–</w:t>
-      </w:r>
-      <w:r>
-        <w:rPr>
-          <w:rFonts w:ascii="LMRoman12" w:hAnsi="LMRoman12" w:eastAsia="LMRoman12"/>
-          <w:b w:val="0"/>
-          <w:i w:val="0"/>
-          <w:color w:val="000000"/>
-          <w:sz w:val="24"/>
-        </w:rPr>
-        <w:t>3.4</w:t>
-      </w:r>
-      <w:r>
-        <w:rPr>
-          <w:rFonts w:ascii="LMRoman12" w:hAnsi="LMRoman12" w:eastAsia="LMRoman12"/>
-          <w:b w:val="0"/>
-          <w:i w:val="0"/>
-          <w:color w:val="000000"/>
-          <w:sz w:val="24"/>
-        </w:rPr>
-        <w:t>Compare</w:t>
-      </w:r>
-      <w:r>
-        <w:rPr>
-          <w:rFonts w:ascii="LMRoman12" w:hAnsi="LMRoman12" w:eastAsia="LMRoman12"/>
-          <w:b w:val="0"/>
-          <w:i w:val="0"/>
-          <w:color w:val="000000"/>
-          <w:sz w:val="24"/>
-        </w:rPr>
-        <w:t>Text</w:t>
-      </w:r>
-      <w:r>
-        <w:rPr>
-          <w:rFonts w:ascii="LMRoman12" w:hAnsi="LMRoman12" w:eastAsia="LMRoman12"/>
-          <w:b w:val="0"/>
-          <w:i w:val="0"/>
-          <w:color w:val="000000"/>
-          <w:sz w:val="24"/>
-        </w:rPr>
-        <w:t>While</w:t>
-      </w:r>
-      <w:r>
-        <w:rPr>
-          <w:rFonts w:ascii="LMRoman12" w:hAnsi="LMRoman12" w:eastAsia="LMRoman12"/>
-          <w:b w:val="0"/>
-          <w:i w:val="0"/>
-          <w:color w:val="000000"/>
-          <w:sz w:val="24"/>
-        </w:rPr>
-        <w:t>Ignoring</w:t>
-      </w:r>
-      <w:r>
-        <w:rPr>
-          <w:rFonts w:ascii="LMRoman12" w:hAnsi="LMRoman12" w:eastAsia="LMRoman12"/>
-          <w:b w:val="0"/>
-          <w:i w:val="0"/>
-          <w:color w:val="000000"/>
-          <w:sz w:val="24"/>
-        </w:rPr>
-        <w:t>Whitespace</w:t>
-      </w:r>
-      <w:r>
-        <w:rPr>
-          <w:rFonts w:ascii="LMRoman12" w:hAnsi="LMRoman12" w:eastAsia="LMRoman12"/>
-          <w:b w:val="0"/>
-          <w:i w:val="0"/>
-          <w:color w:val="000000"/>
-          <w:sz w:val="24"/>
-        </w:rPr>
-        <w:t>and</w:t>
-      </w:r>
-      <w:r>
-        <w:rPr>
-          <w:rFonts w:ascii="LMRoman12" w:hAnsi="LMRoman12" w:eastAsia="LMRoman12"/>
-          <w:b w:val="0"/>
-          <w:i w:val="0"/>
-          <w:color w:val="000000"/>
-          <w:sz w:val="24"/>
-        </w:rPr>
-        <w:t>Line</w:t>
-      </w:r>
-      <w:r>
-        <w:rPr>
-          <w:rFonts w:ascii="LMRoman12" w:hAnsi="LMRoman12" w:eastAsia="LMRoman12"/>
-          <w:b w:val="0"/>
-          <w:i w:val="0"/>
-          <w:color w:val="000000"/>
-          <w:sz w:val="24"/>
-        </w:rPr>
-        <w:t>Endings</w:t>
-      </w:r>
-      <w:r>
-        <w:rPr>
-          <w:rFonts w:ascii="LMRoman12" w:hAnsi="LMRoman12" w:eastAsia="LMRoman12"/>
-          <w:b/>
-          <w:i w:val="0"/>
-          <w:color w:val="000000"/>
-          <w:sz w:val="24"/>
-        </w:rPr>
-        <w:t>–</w:t>
-      </w:r>
-      <w:r>
-        <w:rPr>
-          <w:rFonts w:ascii="LMRoman12" w:hAnsi="LMRoman12" w:eastAsia="LMRoman12"/>
-          <w:b w:val="0"/>
-          <w:i w:val="0"/>
-          <w:color w:val="000000"/>
-          <w:sz w:val="24"/>
-        </w:rPr>
-        <w:t>4.</w:t>
-      </w:r>
-      <w:r>
-        <w:rPr>
-          <w:rFonts w:ascii="LMRoman12" w:hAnsi="LMRoman12" w:eastAsia="LMRoman12"/>
-          <w:b w:val="0"/>
-          <w:i w:val="0"/>
-          <w:color w:val="000000"/>
-          <w:sz w:val="24"/>
-        </w:rPr>
-        <w:t>Convenience</w:t>
-      </w:r>
-      <w:r>
-        <w:rPr>
-          <w:rFonts w:ascii="LMRoman12" w:hAnsi="LMRoman12" w:eastAsia="LMRoman12"/>
-          <w:b w:val="0"/>
-          <w:i w:val="0"/>
-          <w:color w:val="000000"/>
-          <w:sz w:val="24"/>
-        </w:rPr>
-        <w:t>Forms</w:t>
       </w:r>
     </w:p>
     <w:tbl>
@@ -5650,8 +4864,8 @@
         <w:tblInd w:w="4.000000000000057" w:type="dxa"/>
       </w:tblPr>
       <w:tblGrid>
-        <w:gridCol w:w="4710"/>
-        <w:gridCol w:w="4710"/>
+        <w:gridCol w:w="4706"/>
+        <w:gridCol w:w="4706"/>
       </w:tblGrid>
       <w:tr>
         <w:trPr>
@@ -5659,7 +4873,7 @@
         </w:trPr>
         <w:tc>
           <w:tcPr>
-            <w:tcW w:type="dxa" w:w="4324"/>
+            <w:tcW w:type="dxa" w:w="4684"/>
             <w:tcBorders>
               <w:bottom w:sz="3.184000015258789" w:val="single" w:color="#000000"/>
             </w:tcBorders>
@@ -5674,7 +4888,7 @@
               <w:autoSpaceDE w:val="0"/>
               <w:widowControl/>
               <w:spacing w:line="200" w:lineRule="exact" w:before="0" w:after="0"/>
-              <w:ind w:left="0" w:right="0" w:firstLine="0"/>
+              <w:ind w:left="4" w:right="0" w:firstLine="0"/>
               <w:jc w:val="left"/>
             </w:pPr>
             <w:r>
@@ -5685,7 +4899,39 @@
                 <w:color w:val="000000"/>
                 <w:sz w:val="20"/>
               </w:rPr>
-              <w:t>Test</w:t>
+              <w:t>tmp.ocTMI0Grw2</w:t>
+            </w:r>
+          </w:p>
+        </w:tc>
+        <w:tc>
+          <w:tcPr>
+            <w:tcW w:type="dxa" w:w="4684"/>
+            <w:tcBorders>
+              <w:bottom w:sz="3.184000015258789" w:val="single" w:color="#000000"/>
+            </w:tcBorders>
+            <w:tcMar>
+              <w:start w:w="0" w:type="dxa"/>
+              <w:end w:w="0" w:type="dxa"/>
+            </w:tcMar>
+          </w:tcPr>
+          <w:p>
+            <w:pPr>
+              <w:autoSpaceDN w:val="0"/>
+              <w:autoSpaceDE w:val="0"/>
+              <w:widowControl/>
+              <w:spacing w:line="200" w:lineRule="exact" w:before="0" w:after="0"/>
+              <w:ind w:left="0" w:right="4" w:firstLine="0"/>
+              <w:jc w:val="right"/>
+            </w:pPr>
+            <w:r>
+              <w:rPr>
+                <w:rFonts w:ascii="LMRoman10" w:hAnsi="LMRoman10" w:eastAsia="LMRoman10"/>
+                <w:b w:val="0"/>
+                <w:i w:val="0"/>
+                <w:color w:val="000000"/>
+                <w:sz w:val="20"/>
+              </w:rPr>
+              <w:t>Table</w:t>
             </w:r>
             <w:r>
               <w:rPr>
@@ -5695,13 +4941,1044 @@
                 <w:color w:val="000000"/>
                 <w:sz w:val="20"/>
               </w:rPr>
-              <w:t>Reference</w:t>
+              <w:t>of</w:t>
+            </w:r>
+            <w:r>
+              <w:rPr>
+                <w:rFonts w:ascii="LMRoman10" w:hAnsi="LMRoman10" w:eastAsia="LMRoman10"/>
+                <w:b w:val="0"/>
+                <w:i w:val="0"/>
+                <w:color w:val="000000"/>
+                <w:sz w:val="20"/>
+              </w:rPr>
+              <w:t>Contents</w:t>
+            </w:r>
+          </w:p>
+        </w:tc>
+      </w:tr>
+    </w:tbl>
+    <w:p>
+      <w:pPr>
+        <w:autoSpaceDN w:val="0"/>
+        <w:autoSpaceDE w:val="0"/>
+        <w:widowControl/>
+        <w:spacing w:line="400" w:lineRule="exact" w:before="364" w:after="7444"/>
+        <w:ind w:left="0" w:right="0" w:firstLine="0"/>
+        <w:jc w:val="left"/>
+      </w:pPr>
+      <w:r>
+        <w:rPr>
+          <w:rFonts w:ascii="LMRoman12" w:hAnsi="LMRoman12" w:eastAsia="LMRoman12"/>
+          <w:b/>
+          <w:i w:val="0"/>
+          <w:color w:val="000000"/>
+          <w:sz w:val="30"/>
+        </w:rPr>
+        <w:t>Table</w:t>
+      </w:r>
+      <w:r>
+        <w:rPr>
+          <w:rFonts w:ascii="LMRoman12" w:hAnsi="LMRoman12" w:eastAsia="LMRoman12"/>
+          <w:b/>
+          <w:i w:val="0"/>
+          <w:color w:val="000000"/>
+          <w:sz w:val="30"/>
+        </w:rPr>
+        <w:t>of</w:t>
+      </w:r>
+      <w:r>
+        <w:rPr>
+          <w:rFonts w:ascii="LMRoman12" w:hAnsi="LMRoman12" w:eastAsia="LMRoman12"/>
+          <w:b/>
+          <w:i w:val="0"/>
+          <w:color w:val="000000"/>
+          <w:sz w:val="30"/>
+        </w:rPr>
+        <w:t xml:space="preserve">Contents </w:t>
+      </w:r>
+      <w:r>
+        <w:br/>
+      </w:r>
+      <w:r>
+        <w:rPr>
+          <w:rFonts w:ascii="LMRoman12" w:hAnsi="LMRoman12" w:eastAsia="LMRoman12"/>
+          <w:b w:val="0"/>
+          <w:i w:val="0"/>
+          <w:color w:val="1E5CA0"/>
+          <w:sz w:val="24"/>
+        </w:rPr>
+        <w:t>Return</w:t>
+      </w:r>
+      <w:r>
+        <w:rPr>
+          <w:rFonts w:ascii="LMRoman12" w:hAnsi="LMRoman12" w:eastAsia="LMRoman12"/>
+          <w:b w:val="0"/>
+          <w:i w:val="0"/>
+          <w:color w:val="1E5CA0"/>
+          <w:sz w:val="24"/>
+        </w:rPr>
+        <w:t>Conventions</w:t>
+      </w:r>
+      <w:r>
+        <w:rPr>
+          <w:rFonts w:ascii="LMRoman12" w:hAnsi="LMRoman12" w:eastAsia="LMRoman12"/>
+          <w:b w:val="0"/>
+          <w:i w:val="0"/>
+          <w:color w:val="000000"/>
+          <w:sz w:val="24"/>
+        </w:rPr>
+        <w:t>..........................................................................................................</w:t>
+      </w:r>
+      <w:r>
+        <w:rPr>
+          <w:rFonts w:ascii="LMRoman12" w:hAnsi="LMRoman12" w:eastAsia="LMRoman12"/>
+          <w:b w:val="0"/>
+          <w:i w:val="0"/>
+          <w:color w:val="1E5CA0"/>
+          <w:sz w:val="24"/>
+        </w:rPr>
+        <w:t xml:space="preserve">1 </w:t>
+      </w:r>
+      <w:r>
+        <w:rPr>
+          <w:rFonts w:ascii="LMRoman12" w:hAnsi="LMRoman12" w:eastAsia="LMRoman12"/>
+          <w:b w:val="0"/>
+          <w:i w:val="0"/>
+          <w:color w:val="1E5CA0"/>
+          <w:sz w:val="24"/>
+        </w:rPr>
+        <w:t>Return</w:t>
+      </w:r>
+      <w:r>
+        <w:rPr>
+          <w:rFonts w:ascii="LMRoman12" w:hAnsi="LMRoman12" w:eastAsia="LMRoman12"/>
+          <w:b w:val="0"/>
+          <w:i w:val="0"/>
+          <w:color w:val="1E5CA0"/>
+          <w:sz w:val="24"/>
+        </w:rPr>
+        <w:t>Styles</w:t>
+      </w:r>
+      <w:r>
+        <w:rPr>
+          <w:rFonts w:ascii="LMRoman12" w:hAnsi="LMRoman12" w:eastAsia="LMRoman12"/>
+          <w:b w:val="0"/>
+          <w:i w:val="0"/>
+          <w:color w:val="000000"/>
+          <w:sz w:val="24"/>
+        </w:rPr>
+        <w:t>....................................................................................................................</w:t>
+      </w:r>
+      <w:r>
+        <w:rPr>
+          <w:rFonts w:ascii="LMRoman12" w:hAnsi="LMRoman12" w:eastAsia="LMRoman12"/>
+          <w:b w:val="0"/>
+          <w:i w:val="0"/>
+          <w:color w:val="1E5CA0"/>
+          <w:sz w:val="24"/>
+        </w:rPr>
+        <w:t xml:space="preserve">1 </w:t>
+      </w:r>
+      <w:r>
+        <w:rPr>
+          <w:rFonts w:ascii="LMRoman12" w:hAnsi="LMRoman12" w:eastAsia="LMRoman12"/>
+          <w:b w:val="0"/>
+          <w:i w:val="0"/>
+          <w:color w:val="1E5CA0"/>
+          <w:sz w:val="24"/>
+        </w:rPr>
+        <w:t>Assertion</w:t>
+      </w:r>
+      <w:r>
+        <w:rPr>
+          <w:rFonts w:ascii="LMRoman12" w:hAnsi="LMRoman12" w:eastAsia="LMRoman12"/>
+          <w:b w:val="0"/>
+          <w:i w:val="0"/>
+          <w:color w:val="1E5CA0"/>
+          <w:sz w:val="24"/>
+        </w:rPr>
+        <w:t>Guidance</w:t>
+      </w:r>
+      <w:r>
+        <w:rPr>
+          <w:rFonts w:ascii="LMRoman12" w:hAnsi="LMRoman12" w:eastAsia="LMRoman12"/>
+          <w:b w:val="0"/>
+          <w:i w:val="0"/>
+          <w:color w:val="000000"/>
+          <w:sz w:val="24"/>
+        </w:rPr>
+        <w:t>...........................................................................................................</w:t>
+      </w:r>
+      <w:r>
+        <w:rPr>
+          <w:rFonts w:ascii="LMRoman12" w:hAnsi="LMRoman12" w:eastAsia="LMRoman12"/>
+          <w:b w:val="0"/>
+          <w:i w:val="0"/>
+          <w:color w:val="1E5CA0"/>
+          <w:sz w:val="24"/>
+        </w:rPr>
+        <w:t xml:space="preserve">1 </w:t>
+      </w:r>
+      <w:r>
+        <w:rPr>
+          <w:rFonts w:ascii="LMRoman12" w:hAnsi="LMRoman12" w:eastAsia="LMRoman12"/>
+          <w:b w:val="0"/>
+          <w:i w:val="0"/>
+          <w:color w:val="1E5CA0"/>
+          <w:sz w:val="24"/>
+        </w:rPr>
+        <w:t>Comparison</w:t>
+      </w:r>
+      <w:r>
+        <w:rPr>
+          <w:rFonts w:ascii="LMRoman12" w:hAnsi="LMRoman12" w:eastAsia="LMRoman12"/>
+          <w:b w:val="0"/>
+          <w:i w:val="0"/>
+          <w:color w:val="1E5CA0"/>
+          <w:sz w:val="24"/>
+        </w:rPr>
+        <w:t>Option</w:t>
+      </w:r>
+      <w:r>
+        <w:rPr>
+          <w:rFonts w:ascii="LMRoman12" w:hAnsi="LMRoman12" w:eastAsia="LMRoman12"/>
+          <w:b w:val="0"/>
+          <w:i w:val="0"/>
+          <w:color w:val="1E5CA0"/>
+          <w:sz w:val="24"/>
+        </w:rPr>
+        <w:t>Structs</w:t>
+      </w:r>
+      <w:r>
+        <w:rPr>
+          <w:rFonts w:ascii="LMRoman12" w:hAnsi="LMRoman12" w:eastAsia="LMRoman12"/>
+          <w:b w:val="0"/>
+          <w:i w:val="0"/>
+          <w:color w:val="000000"/>
+          <w:sz w:val="24"/>
+        </w:rPr>
+        <w:t>..............................................................................................</w:t>
+      </w:r>
+      <w:r>
+        <w:rPr>
+          <w:rFonts w:ascii="LMRoman12" w:hAnsi="LMRoman12" w:eastAsia="LMRoman12"/>
+          <w:b w:val="0"/>
+          <w:i w:val="0"/>
+          <w:color w:val="1E5CA0"/>
+          <w:sz w:val="24"/>
+        </w:rPr>
+        <w:t xml:space="preserve">2 </w:t>
+      </w:r>
+      <w:r>
+        <w:rPr>
+          <w:rFonts w:ascii="LMRoman12" w:hAnsi="LMRoman12" w:eastAsia="LMRoman12"/>
+          <w:b w:val="0"/>
+          <w:i w:val="0"/>
+          <w:color w:val="1E5CA0"/>
+          <w:sz w:val="24"/>
+        </w:rPr>
+        <w:t>2.1</w:t>
+      </w:r>
+      <w:r>
+        <w:rPr>
+          <w:rFonts w:ascii="LMRoman12" w:hAnsi="LMRoman12" w:eastAsia="LMRoman12"/>
+          <w:b w:val="0"/>
+          <w:i w:val="0"/>
+          <w:color w:val="1E5CA0"/>
+          <w:sz w:val="24"/>
+        </w:rPr>
+        <w:t>ra_path_compare_options_t</w:t>
+      </w:r>
+      <w:r>
+        <w:rPr>
+          <w:rFonts w:ascii="LMRoman12" w:hAnsi="LMRoman12" w:eastAsia="LMRoman12"/>
+          <w:b w:val="0"/>
+          <w:i w:val="0"/>
+          <w:color w:val="000000"/>
+          <w:sz w:val="24"/>
+        </w:rPr>
+        <w:t>...................................................................................</w:t>
+      </w:r>
+      <w:r>
+        <w:rPr>
+          <w:rFonts w:ascii="LMRoman12" w:hAnsi="LMRoman12" w:eastAsia="LMRoman12"/>
+          <w:b/>
+          <w:i w:val="0"/>
+          <w:color w:val="1E5CA0"/>
+          <w:sz w:val="24"/>
+        </w:rPr>
+        <w:t xml:space="preserve">?? </w:t>
+      </w:r>
+      <w:r>
+        <w:rPr>
+          <w:rFonts w:ascii="LMRoman12" w:hAnsi="LMRoman12" w:eastAsia="LMRoman12"/>
+          <w:b w:val="0"/>
+          <w:i w:val="0"/>
+          <w:color w:val="1E5CA0"/>
+          <w:sz w:val="24"/>
+        </w:rPr>
+        <w:t>2.2</w:t>
+      </w:r>
+      <w:r>
+        <w:rPr>
+          <w:rFonts w:ascii="LMRoman12" w:hAnsi="LMRoman12" w:eastAsia="LMRoman12"/>
+          <w:b w:val="0"/>
+          <w:i w:val="0"/>
+          <w:color w:val="1E5CA0"/>
+          <w:sz w:val="24"/>
+        </w:rPr>
+        <w:t>ra_path_metadata_compare_options_t</w:t>
+      </w:r>
+      <w:r>
+        <w:rPr>
+          <w:rFonts w:ascii="LMRoman12" w:hAnsi="LMRoman12" w:eastAsia="LMRoman12"/>
+          <w:b w:val="0"/>
+          <w:i w:val="0"/>
+          <w:color w:val="000000"/>
+          <w:sz w:val="24"/>
+        </w:rPr>
+        <w:t>.................................................................</w:t>
+      </w:r>
+      <w:r>
+        <w:rPr>
+          <w:rFonts w:ascii="LMRoman12" w:hAnsi="LMRoman12" w:eastAsia="LMRoman12"/>
+          <w:b/>
+          <w:i w:val="0"/>
+          <w:color w:val="1E5CA0"/>
+          <w:sz w:val="24"/>
+        </w:rPr>
+        <w:t xml:space="preserve">?? </w:t>
+      </w:r>
+      <w:r>
+        <w:rPr>
+          <w:rFonts w:ascii="LMRoman12" w:hAnsi="LMRoman12" w:eastAsia="LMRoman12"/>
+          <w:b w:val="0"/>
+          <w:i w:val="0"/>
+          <w:color w:val="1E5CA0"/>
+          <w:sz w:val="24"/>
+        </w:rPr>
+        <w:t>2.3</w:t>
+      </w:r>
+      <w:r>
+        <w:rPr>
+          <w:rFonts w:ascii="LMRoman12" w:hAnsi="LMRoman12" w:eastAsia="LMRoman12"/>
+          <w:b w:val="0"/>
+          <w:i w:val="0"/>
+          <w:color w:val="1E5CA0"/>
+          <w:sz w:val="24"/>
+        </w:rPr>
+        <w:t>ra_json_compare_options_t</w:t>
+      </w:r>
+      <w:r>
+        <w:rPr>
+          <w:rFonts w:ascii="LMRoman12" w:hAnsi="LMRoman12" w:eastAsia="LMRoman12"/>
+          <w:b w:val="0"/>
+          <w:i w:val="0"/>
+          <w:color w:val="000000"/>
+          <w:sz w:val="24"/>
+        </w:rPr>
+        <w:t>....................................................................................</w:t>
+      </w:r>
+      <w:r>
+        <w:rPr>
+          <w:rFonts w:ascii="LMRoman12" w:hAnsi="LMRoman12" w:eastAsia="LMRoman12"/>
+          <w:b/>
+          <w:i w:val="0"/>
+          <w:color w:val="1E5CA0"/>
+          <w:sz w:val="24"/>
+        </w:rPr>
+        <w:t xml:space="preserve">?? </w:t>
+      </w:r>
+      <w:r>
+        <w:rPr>
+          <w:rFonts w:ascii="LMRoman12" w:hAnsi="LMRoman12" w:eastAsia="LMRoman12"/>
+          <w:b w:val="0"/>
+          <w:i w:val="0"/>
+          <w:color w:val="1E5CA0"/>
+          <w:sz w:val="24"/>
+        </w:rPr>
+        <w:t>2.4</w:t>
+      </w:r>
+      <w:r>
+        <w:rPr>
+          <w:rFonts w:ascii="LMRoman12" w:hAnsi="LMRoman12" w:eastAsia="LMRoman12"/>
+          <w:b w:val="0"/>
+          <w:i w:val="0"/>
+          <w:color w:val="1E5CA0"/>
+          <w:sz w:val="24"/>
+        </w:rPr>
+        <w:t>ra_text_compare_options_t</w:t>
+      </w:r>
+      <w:r>
+        <w:rPr>
+          <w:rFonts w:ascii="LMRoman12" w:hAnsi="LMRoman12" w:eastAsia="LMRoman12"/>
+          <w:b w:val="0"/>
+          <w:i w:val="0"/>
+          <w:color w:val="000000"/>
+          <w:sz w:val="24"/>
+        </w:rPr>
+        <w:t>....................................................................................</w:t>
+      </w:r>
+      <w:r>
+        <w:rPr>
+          <w:rFonts w:ascii="LMRoman12" w:hAnsi="LMRoman12" w:eastAsia="LMRoman12"/>
+          <w:b/>
+          <w:i w:val="0"/>
+          <w:color w:val="1E5CA0"/>
+          <w:sz w:val="24"/>
+        </w:rPr>
+        <w:t xml:space="preserve">?? </w:t>
+      </w:r>
+      <w:r>
+        <w:rPr>
+          <w:rFonts w:ascii="LMRoman12" w:hAnsi="LMRoman12" w:eastAsia="LMRoman12"/>
+          <w:b w:val="0"/>
+          <w:i w:val="0"/>
+          <w:color w:val="1E5CA0"/>
+          <w:sz w:val="24"/>
+        </w:rPr>
+        <w:t>Common</w:t>
+      </w:r>
+      <w:r>
+        <w:rPr>
+          <w:rFonts w:ascii="LMRoman12" w:hAnsi="LMRoman12" w:eastAsia="LMRoman12"/>
+          <w:b w:val="0"/>
+          <w:i w:val="0"/>
+          <w:color w:val="1E5CA0"/>
+          <w:sz w:val="24"/>
+        </w:rPr>
+        <w:t>Usage</w:t>
+      </w:r>
+      <w:r>
+        <w:rPr>
+          <w:rFonts w:ascii="LMRoman12" w:hAnsi="LMRoman12" w:eastAsia="LMRoman12"/>
+          <w:b w:val="0"/>
+          <w:i w:val="0"/>
+          <w:color w:val="1E5CA0"/>
+          <w:sz w:val="24"/>
+        </w:rPr>
+        <w:t>Patterns</w:t>
+      </w:r>
+      <w:r>
+        <w:rPr>
+          <w:rFonts w:ascii="LMRoman12" w:hAnsi="LMRoman12" w:eastAsia="LMRoman12"/>
+          <w:b w:val="0"/>
+          <w:i w:val="0"/>
+          <w:color w:val="000000"/>
+          <w:sz w:val="24"/>
+        </w:rPr>
+        <w:t>..................................................................................................</w:t>
+      </w:r>
+      <w:r>
+        <w:rPr>
+          <w:rFonts w:ascii="LMRoman12" w:hAnsi="LMRoman12" w:eastAsia="LMRoman12"/>
+          <w:b w:val="0"/>
+          <w:i w:val="0"/>
+          <w:color w:val="1E5CA0"/>
+          <w:sz w:val="24"/>
+        </w:rPr>
+        <w:t xml:space="preserve">4 </w:t>
+      </w:r>
+      <w:r>
+        <w:rPr>
+          <w:rFonts w:ascii="LMRoman12" w:hAnsi="LMRoman12" w:eastAsia="LMRoman12"/>
+          <w:b w:val="0"/>
+          <w:i w:val="0"/>
+          <w:color w:val="1E5CA0"/>
+          <w:sz w:val="24"/>
+        </w:rPr>
+        <w:t>Compare</w:t>
+      </w:r>
+      <w:r>
+        <w:rPr>
+          <w:rFonts w:ascii="LMRoman12" w:hAnsi="LMRoman12" w:eastAsia="LMRoman12"/>
+          <w:b w:val="0"/>
+          <w:i w:val="0"/>
+          <w:color w:val="1E5CA0"/>
+          <w:sz w:val="24"/>
+        </w:rPr>
+        <w:t>Two</w:t>
+      </w:r>
+      <w:r>
+        <w:rPr>
+          <w:rFonts w:ascii="LMRoman12" w:hAnsi="LMRoman12" w:eastAsia="LMRoman12"/>
+          <w:b w:val="0"/>
+          <w:i w:val="0"/>
+          <w:color w:val="1E5CA0"/>
+          <w:sz w:val="24"/>
+        </w:rPr>
+        <w:t>Paths</w:t>
+      </w:r>
+      <w:r>
+        <w:rPr>
+          <w:rFonts w:ascii="LMRoman12" w:hAnsi="LMRoman12" w:eastAsia="LMRoman12"/>
+          <w:b w:val="0"/>
+          <w:i w:val="0"/>
+          <w:color w:val="1E5CA0"/>
+          <w:sz w:val="24"/>
+        </w:rPr>
+        <w:t>While</w:t>
+      </w:r>
+      <w:r>
+        <w:rPr>
+          <w:rFonts w:ascii="LMRoman12" w:hAnsi="LMRoman12" w:eastAsia="LMRoman12"/>
+          <w:b w:val="0"/>
+          <w:i w:val="0"/>
+          <w:color w:val="1E5CA0"/>
+          <w:sz w:val="24"/>
+        </w:rPr>
+        <w:t>Ignoring</w:t>
+      </w:r>
+      <w:r>
+        <w:rPr>
+          <w:rFonts w:ascii="LMRoman12" w:hAnsi="LMRoman12" w:eastAsia="LMRoman12"/>
+          <w:b w:val="0"/>
+          <w:i w:val="0"/>
+          <w:color w:val="1E5CA0"/>
+          <w:sz w:val="24"/>
+        </w:rPr>
+        <w:t>Timestamps</w:t>
+      </w:r>
+      <w:r>
+        <w:rPr>
+          <w:rFonts w:ascii="LMRoman12" w:hAnsi="LMRoman12" w:eastAsia="LMRoman12"/>
+          <w:b w:val="0"/>
+          <w:i w:val="0"/>
+          <w:color w:val="000000"/>
+          <w:sz w:val="24"/>
+        </w:rPr>
+        <w:t>............................................................</w:t>
+      </w:r>
+      <w:r>
+        <w:rPr>
+          <w:rFonts w:ascii="LMRoman12" w:hAnsi="LMRoman12" w:eastAsia="LMRoman12"/>
+          <w:b w:val="0"/>
+          <w:i w:val="0"/>
+          <w:color w:val="1E5CA0"/>
+          <w:sz w:val="24"/>
+        </w:rPr>
+        <w:t xml:space="preserve">4 </w:t>
+      </w:r>
+      <w:r>
+        <w:rPr>
+          <w:rFonts w:ascii="LMRoman12" w:hAnsi="LMRoman12" w:eastAsia="LMRoman12"/>
+          <w:b w:val="0"/>
+          <w:i w:val="0"/>
+          <w:color w:val="1E5CA0"/>
+          <w:sz w:val="24"/>
+        </w:rPr>
+        <w:t>Compare</w:t>
+      </w:r>
+      <w:r>
+        <w:rPr>
+          <w:rFonts w:ascii="LMRoman12" w:hAnsi="LMRoman12" w:eastAsia="LMRoman12"/>
+          <w:b w:val="0"/>
+          <w:i w:val="0"/>
+          <w:color w:val="1E5CA0"/>
+          <w:sz w:val="24"/>
+        </w:rPr>
+        <w:t>Path</w:t>
+      </w:r>
+      <w:r>
+        <w:rPr>
+          <w:rFonts w:ascii="LMRoman12" w:hAnsi="LMRoman12" w:eastAsia="LMRoman12"/>
+          <w:b w:val="0"/>
+          <w:i w:val="0"/>
+          <w:color w:val="1E5CA0"/>
+          <w:sz w:val="24"/>
+        </w:rPr>
+        <w:t>Metadata</w:t>
+      </w:r>
+      <w:r>
+        <w:rPr>
+          <w:rFonts w:ascii="LMRoman12" w:hAnsi="LMRoman12" w:eastAsia="LMRoman12"/>
+          <w:b w:val="0"/>
+          <w:i w:val="0"/>
+          <w:color w:val="1E5CA0"/>
+          <w:sz w:val="24"/>
+        </w:rPr>
+        <w:t>Including</w:t>
+      </w:r>
+      <w:r>
+        <w:rPr>
+          <w:rFonts w:ascii="LMRoman12" w:hAnsi="LMRoman12" w:eastAsia="LMRoman12"/>
+          <w:b w:val="0"/>
+          <w:i w:val="0"/>
+          <w:color w:val="1E5CA0"/>
+          <w:sz w:val="24"/>
+        </w:rPr>
+        <w:t>Modification</w:t>
+      </w:r>
+      <w:r>
+        <w:rPr>
+          <w:rFonts w:ascii="LMRoman12" w:hAnsi="LMRoman12" w:eastAsia="LMRoman12"/>
+          <w:b w:val="0"/>
+          <w:i w:val="0"/>
+          <w:color w:val="1E5CA0"/>
+          <w:sz w:val="24"/>
+        </w:rPr>
+        <w:t>Time</w:t>
+      </w:r>
+      <w:r>
+        <w:rPr>
+          <w:rFonts w:ascii="LMRoman12" w:hAnsi="LMRoman12" w:eastAsia="LMRoman12"/>
+          <w:b w:val="0"/>
+          <w:i w:val="0"/>
+          <w:color w:val="000000"/>
+          <w:sz w:val="24"/>
+        </w:rPr>
+        <w:t>....................................................</w:t>
+      </w:r>
+      <w:r>
+        <w:rPr>
+          <w:rFonts w:ascii="LMRoman12" w:hAnsi="LMRoman12" w:eastAsia="LMRoman12"/>
+          <w:b w:val="0"/>
+          <w:i w:val="0"/>
+          <w:color w:val="1E5CA0"/>
+          <w:sz w:val="24"/>
+        </w:rPr>
+        <w:t xml:space="preserve">4 </w:t>
+      </w:r>
+      <w:r>
+        <w:rPr>
+          <w:rFonts w:ascii="LMRoman12" w:hAnsi="LMRoman12" w:eastAsia="LMRoman12"/>
+          <w:b w:val="0"/>
+          <w:i w:val="0"/>
+          <w:color w:val="1E5CA0"/>
+          <w:sz w:val="24"/>
+        </w:rPr>
+        <w:t>Compare</w:t>
+      </w:r>
+      <w:r>
+        <w:rPr>
+          <w:rFonts w:ascii="LMRoman12" w:hAnsi="LMRoman12" w:eastAsia="LMRoman12"/>
+          <w:b w:val="0"/>
+          <w:i w:val="0"/>
+          <w:color w:val="1E5CA0"/>
+          <w:sz w:val="24"/>
+        </w:rPr>
+        <w:t>JSON</w:t>
+      </w:r>
+      <w:r>
+        <w:rPr>
+          <w:rFonts w:ascii="LMRoman12" w:hAnsi="LMRoman12" w:eastAsia="LMRoman12"/>
+          <w:b w:val="0"/>
+          <w:i w:val="0"/>
+          <w:color w:val="1E5CA0"/>
+          <w:sz w:val="24"/>
+        </w:rPr>
+        <w:t>While</w:t>
+      </w:r>
+      <w:r>
+        <w:rPr>
+          <w:rFonts w:ascii="LMRoman12" w:hAnsi="LMRoman12" w:eastAsia="LMRoman12"/>
+          <w:b w:val="0"/>
+          <w:i w:val="0"/>
+          <w:color w:val="1E5CA0"/>
+          <w:sz w:val="24"/>
+        </w:rPr>
+        <w:t>Ignoring</w:t>
+      </w:r>
+      <w:r>
+        <w:rPr>
+          <w:rFonts w:ascii="LMRoman12" w:hAnsi="LMRoman12" w:eastAsia="LMRoman12"/>
+          <w:b w:val="0"/>
+          <w:i w:val="0"/>
+          <w:color w:val="1E5CA0"/>
+          <w:sz w:val="24"/>
+        </w:rPr>
+        <w:t>Object</w:t>
+      </w:r>
+      <w:r>
+        <w:rPr>
+          <w:rFonts w:ascii="LMRoman12" w:hAnsi="LMRoman12" w:eastAsia="LMRoman12"/>
+          <w:b w:val="0"/>
+          <w:i w:val="0"/>
+          <w:color w:val="1E5CA0"/>
+          <w:sz w:val="24"/>
+        </w:rPr>
+        <w:t>Key</w:t>
+      </w:r>
+      <w:r>
+        <w:rPr>
+          <w:rFonts w:ascii="LMRoman12" w:hAnsi="LMRoman12" w:eastAsia="LMRoman12"/>
+          <w:b w:val="0"/>
+          <w:i w:val="0"/>
+          <w:color w:val="1E5CA0"/>
+          <w:sz w:val="24"/>
+        </w:rPr>
+        <w:t>Order</w:t>
+      </w:r>
+      <w:r>
+        <w:rPr>
+          <w:rFonts w:ascii="LMRoman12" w:hAnsi="LMRoman12" w:eastAsia="LMRoman12"/>
+          <w:b w:val="0"/>
+          <w:i w:val="0"/>
+          <w:color w:val="000000"/>
+          <w:sz w:val="24"/>
+        </w:rPr>
+        <w:t>..........................................................</w:t>
+      </w:r>
+      <w:r>
+        <w:rPr>
+          <w:rFonts w:ascii="LMRoman12" w:hAnsi="LMRoman12" w:eastAsia="LMRoman12"/>
+          <w:b w:val="0"/>
+          <w:i w:val="0"/>
+          <w:color w:val="1E5CA0"/>
+          <w:sz w:val="24"/>
+        </w:rPr>
+        <w:t xml:space="preserve">4 </w:t>
+      </w:r>
+      <w:r>
+        <w:rPr>
+          <w:rFonts w:ascii="LMRoman12" w:hAnsi="LMRoman12" w:eastAsia="LMRoman12"/>
+          <w:b w:val="0"/>
+          <w:i w:val="0"/>
+          <w:color w:val="1E5CA0"/>
+          <w:sz w:val="24"/>
+        </w:rPr>
+        <w:t>3.4</w:t>
+      </w:r>
+      <w:r>
+        <w:rPr>
+          <w:rFonts w:ascii="LMRoman12" w:hAnsi="LMRoman12" w:eastAsia="LMRoman12"/>
+          <w:b w:val="0"/>
+          <w:i w:val="0"/>
+          <w:color w:val="1E5CA0"/>
+          <w:sz w:val="24"/>
+        </w:rPr>
+        <w:t>Compare</w:t>
+      </w:r>
+      <w:r>
+        <w:rPr>
+          <w:rFonts w:ascii="LMRoman12" w:hAnsi="LMRoman12" w:eastAsia="LMRoman12"/>
+          <w:b w:val="0"/>
+          <w:i w:val="0"/>
+          <w:color w:val="1E5CA0"/>
+          <w:sz w:val="24"/>
+        </w:rPr>
+        <w:t>Text</w:t>
+      </w:r>
+      <w:r>
+        <w:rPr>
+          <w:rFonts w:ascii="LMRoman12" w:hAnsi="LMRoman12" w:eastAsia="LMRoman12"/>
+          <w:b w:val="0"/>
+          <w:i w:val="0"/>
+          <w:color w:val="1E5CA0"/>
+          <w:sz w:val="24"/>
+        </w:rPr>
+        <w:t>While</w:t>
+      </w:r>
+      <w:r>
+        <w:rPr>
+          <w:rFonts w:ascii="LMRoman12" w:hAnsi="LMRoman12" w:eastAsia="LMRoman12"/>
+          <w:b w:val="0"/>
+          <w:i w:val="0"/>
+          <w:color w:val="1E5CA0"/>
+          <w:sz w:val="24"/>
+        </w:rPr>
+        <w:t>Ignoring</w:t>
+      </w:r>
+      <w:r>
+        <w:rPr>
+          <w:rFonts w:ascii="LMRoman12" w:hAnsi="LMRoman12" w:eastAsia="LMRoman12"/>
+          <w:b w:val="0"/>
+          <w:i w:val="0"/>
+          <w:color w:val="1E5CA0"/>
+          <w:sz w:val="24"/>
+        </w:rPr>
+        <w:t>Whitespace</w:t>
+      </w:r>
+      <w:r>
+        <w:rPr>
+          <w:rFonts w:ascii="LMRoman12" w:hAnsi="LMRoman12" w:eastAsia="LMRoman12"/>
+          <w:b w:val="0"/>
+          <w:i w:val="0"/>
+          <w:color w:val="1E5CA0"/>
+          <w:sz w:val="24"/>
+        </w:rPr>
+        <w:t>and</w:t>
+      </w:r>
+      <w:r>
+        <w:rPr>
+          <w:rFonts w:ascii="LMRoman12" w:hAnsi="LMRoman12" w:eastAsia="LMRoman12"/>
+          <w:b w:val="0"/>
+          <w:i w:val="0"/>
+          <w:color w:val="1E5CA0"/>
+          <w:sz w:val="24"/>
+        </w:rPr>
+        <w:t>Line</w:t>
+      </w:r>
+      <w:r>
+        <w:rPr>
+          <w:rFonts w:ascii="LMRoman12" w:hAnsi="LMRoman12" w:eastAsia="LMRoman12"/>
+          <w:b w:val="0"/>
+          <w:i w:val="0"/>
+          <w:color w:val="1E5CA0"/>
+          <w:sz w:val="24"/>
+        </w:rPr>
+        <w:t>Endings</w:t>
+      </w:r>
+      <w:r>
+        <w:rPr>
+          <w:rFonts w:ascii="LMRoman12" w:hAnsi="LMRoman12" w:eastAsia="LMRoman12"/>
+          <w:b w:val="0"/>
+          <w:i w:val="0"/>
+          <w:color w:val="000000"/>
+          <w:sz w:val="24"/>
+        </w:rPr>
+        <w:t>....................................</w:t>
+      </w:r>
+      <w:r>
+        <w:rPr>
+          <w:rFonts w:ascii="LMRoman12" w:hAnsi="LMRoman12" w:eastAsia="LMRoman12"/>
+          <w:b w:val="0"/>
+          <w:i w:val="0"/>
+          <w:color w:val="1E5CA0"/>
+          <w:sz w:val="24"/>
+        </w:rPr>
+        <w:t xml:space="preserve">4 </w:t>
+      </w:r>
+      <w:r>
+        <w:rPr>
+          <w:rFonts w:ascii="LMRoman12" w:hAnsi="LMRoman12" w:eastAsia="LMRoman12"/>
+          <w:b w:val="0"/>
+          <w:i w:val="0"/>
+          <w:color w:val="1E5CA0"/>
+          <w:sz w:val="24"/>
+        </w:rPr>
+        <w:t>Convenience</w:t>
+      </w:r>
+      <w:r>
+        <w:rPr>
+          <w:rFonts w:ascii="LMRoman12" w:hAnsi="LMRoman12" w:eastAsia="LMRoman12"/>
+          <w:b w:val="0"/>
+          <w:i w:val="0"/>
+          <w:color w:val="1E5CA0"/>
+          <w:sz w:val="24"/>
+        </w:rPr>
+        <w:t>Forms</w:t>
+      </w:r>
+      <w:r>
+        <w:rPr>
+          <w:rFonts w:ascii="LMRoman12" w:hAnsi="LMRoman12" w:eastAsia="LMRoman12"/>
+          <w:b w:val="0"/>
+          <w:i w:val="0"/>
+          <w:color w:val="000000"/>
+          <w:sz w:val="24"/>
+        </w:rPr>
+        <w:t>...........................................................................................................</w:t>
+      </w:r>
+      <w:r>
+        <w:rPr>
+          <w:rFonts w:ascii="LMRoman12" w:hAnsi="LMRoman12" w:eastAsia="LMRoman12"/>
+          <w:b w:val="0"/>
+          <w:i w:val="0"/>
+          <w:color w:val="1E5CA0"/>
+          <w:sz w:val="24"/>
+        </w:rPr>
+        <w:t>5</w:t>
+      </w:r>
+    </w:p>
+    <w:tbl>
+      <w:tblPr>
+        <w:tblW w:type="auto" w:w="0"/>
+        <w:tblLayout w:type="fixed"/>
+        <w:tblLook w:firstColumn="1" w:firstRow="1" w:lastColumn="0" w:lastRow="0" w:noHBand="0" w:noVBand="1" w:val="04A0"/>
+        <w:tblInd w:w="4.000000000000057" w:type="dxa"/>
+      </w:tblPr>
+      <w:tblGrid>
+        <w:gridCol w:w="4706"/>
+        <w:gridCol w:w="4706"/>
+      </w:tblGrid>
+      <w:tr>
+        <w:trPr>
+          <w:trHeight w:hRule="exact" w:val="268"/>
+        </w:trPr>
+        <w:tc>
+          <w:tcPr>
+            <w:tcW w:type="dxa" w:w="7584"/>
+            <w:tcBorders>
+              <w:top w:sz="3.184000015258789" w:val="single" w:color="#000000"/>
+            </w:tcBorders>
+            <w:tcMar>
+              <w:start w:w="0" w:type="dxa"/>
+              <w:end w:w="0" w:type="dxa"/>
+            </w:tcMar>
+          </w:tcPr>
+          <w:p>
+            <w:pPr>
+              <w:autoSpaceDN w:val="0"/>
+              <w:autoSpaceDE w:val="0"/>
+              <w:widowControl/>
+              <w:spacing w:line="180" w:lineRule="exact" w:before="100" w:after="0"/>
+              <w:ind w:left="0" w:right="1592" w:firstLine="0"/>
+              <w:jc w:val="right"/>
+            </w:pPr>
+            <w:r>
+              <w:rPr>
+                <w:rFonts w:ascii="LMRoman9" w:hAnsi="LMRoman9" w:eastAsia="LMRoman9"/>
+                <w:b w:val="0"/>
+                <w:i w:val="0"/>
+                <w:color w:val="000000"/>
+                <w:sz w:val="18"/>
+              </w:rPr>
+              <w:t>Copyright</w:t>
+            </w:r>
+            <w:r>
+              <w:rPr>
+                <w:rFonts w:ascii="LMRoman9" w:hAnsi="LMRoman9" w:eastAsia="LMRoman9"/>
+                <w:b w:val="0"/>
+                <w:i w:val="0"/>
+                <w:color w:val="000000"/>
+                <w:sz w:val="18"/>
+              </w:rPr>
+              <w:t>(c)</w:t>
+            </w:r>
+            <w:r>
+              <w:rPr>
+                <w:rFonts w:ascii="LMRoman9" w:hAnsi="LMRoman9" w:eastAsia="LMRoman9"/>
+                <w:b w:val="0"/>
+                <w:i w:val="0"/>
+                <w:color w:val="000000"/>
+                <w:sz w:val="18"/>
+              </w:rPr>
+              <w:t>2026</w:t>
+            </w:r>
+            <w:r>
+              <w:rPr>
+                <w:rFonts w:ascii="LMRoman9" w:hAnsi="LMRoman9" w:eastAsia="LMRoman9"/>
+                <w:b w:val="0"/>
+                <w:i w:val="0"/>
+                <w:color w:val="000000"/>
+                <w:sz w:val="18"/>
+              </w:rPr>
+              <w:t>Paul</w:t>
+            </w:r>
+            <w:r>
+              <w:rPr>
+                <w:rFonts w:ascii="LMRoman9" w:hAnsi="LMRoman9" w:eastAsia="LMRoman9"/>
+                <w:b w:val="0"/>
+                <w:i w:val="0"/>
+                <w:color w:val="000000"/>
+                <w:sz w:val="18"/>
+              </w:rPr>
+              <w:t>Sinclair</w:t>
             </w:r>
           </w:p>
         </w:tc>
         <w:tc>
           <w:tcPr>
-            <w:tcW w:type="dxa" w:w="5044"/>
+            <w:tcW w:type="dxa" w:w="1784"/>
+            <w:tcBorders>
+              <w:top w:sz="3.184000015258789" w:val="single" w:color="#000000"/>
+            </w:tcBorders>
+            <w:tcMar>
+              <w:start w:w="0" w:type="dxa"/>
+              <w:end w:w="0" w:type="dxa"/>
+            </w:tcMar>
+          </w:tcPr>
+          <w:p>
+            <w:pPr>
+              <w:autoSpaceDN w:val="0"/>
+              <w:autoSpaceDE w:val="0"/>
+              <w:widowControl/>
+              <w:spacing w:line="200" w:lineRule="exact" w:before="84" w:after="0"/>
+              <w:ind w:left="0" w:right="4" w:firstLine="0"/>
+              <w:jc w:val="right"/>
+            </w:pPr>
+            <w:r>
+              <w:rPr>
+                <w:rFonts w:ascii="LMRoman10" w:hAnsi="LMRoman10" w:eastAsia="LMRoman10"/>
+                <w:b w:val="0"/>
+                <w:i w:val="0"/>
+                <w:color w:val="000000"/>
+                <w:sz w:val="20"/>
+              </w:rPr>
+              <w:t>iii</w:t>
+            </w:r>
+          </w:p>
+        </w:tc>
+      </w:tr>
+    </w:tbl>
+    <w:p>
+      <w:pPr>
+        <w:autoSpaceDN w:val="0"/>
+        <w:autoSpaceDE w:val="0"/>
+        <w:widowControl/>
+        <w:spacing w:line="14" w:lineRule="exact" w:before="0" w:after="0"/>
+        <w:ind w:left="0" w:right="0"/>
+      </w:pPr>
+    </w:p>
+    <w:p>
+      <w:pPr>
+        <w:sectPr>
+          <w:pgSz w:w="12240" w:h="15840"/>
+          <w:pgMar w:top="358" w:right="1396" w:bottom="400" w:left="1432" w:header="720" w:footer="720" w:gutter="0"/>
+          <w:cols/>
+          <w:docGrid w:linePitch="360"/>
+        </w:sectPr>
+      </w:pPr>
+    </w:p>
+    <w:p>
+      <w:pPr>
+        <w:autoSpaceDN w:val="0"/>
+        <w:autoSpaceDE w:val="0"/>
+        <w:widowControl/>
+        <w:spacing w:line="220" w:lineRule="exact" w:before="0" w:after="136"/>
+        <w:ind w:left="0" w:right="0"/>
+      </w:pPr>
+    </w:p>
+    <w:tbl>
+      <w:tblPr>
+        <w:tblW w:type="auto" w:w="0"/>
+        <w:tblLayout w:type="fixed"/>
+        <w:tblLook w:firstColumn="1" w:firstRow="1" w:lastColumn="0" w:lastRow="0" w:noHBand="0" w:noVBand="1" w:val="04A0"/>
+        <w:tblInd w:w="0.0" w:type="dxa"/>
+      </w:tblPr>
+      <w:tblGrid>
+        <w:gridCol w:w="4708"/>
+        <w:gridCol w:w="4708"/>
+      </w:tblGrid>
+      <w:tr>
+        <w:trPr>
+          <w:trHeight w:hRule="exact" w:val="232"/>
+        </w:trPr>
+        <w:tc>
+          <w:tcPr>
+            <w:tcW w:type="dxa" w:w="4464"/>
+            <w:tcBorders>
+              <w:bottom w:sz="3.184000015258789" w:val="single" w:color="#000000"/>
+            </w:tcBorders>
+            <w:tcMar>
+              <w:start w:w="0" w:type="dxa"/>
+              <w:end w:w="0" w:type="dxa"/>
+            </w:tcMar>
+          </w:tcPr>
+          <w:p>
+            <w:pPr>
+              <w:autoSpaceDN w:val="0"/>
+              <w:autoSpaceDE w:val="0"/>
+              <w:widowControl/>
+              <w:spacing w:line="200" w:lineRule="exact" w:before="0" w:after="0"/>
+              <w:ind w:left="4" w:right="0" w:firstLine="0"/>
+              <w:jc w:val="left"/>
+            </w:pPr>
+            <w:r>
+              <w:rPr>
+                <w:rFonts w:ascii="LMRoman10" w:hAnsi="LMRoman10" w:eastAsia="LMRoman10"/>
+                <w:b w:val="0"/>
+                <w:i w:val="0"/>
+                <w:color w:val="000000"/>
+                <w:sz w:val="20"/>
+              </w:rPr>
+              <w:t>tmp.ocTMI0Grw2</w:t>
+            </w:r>
+          </w:p>
+        </w:tc>
+        <w:tc>
+          <w:tcPr>
+            <w:tcW w:type="dxa" w:w="4904"/>
             <w:tcBorders>
               <w:bottom w:sz="3.184000015258789" w:val="single" w:color="#000000"/>
             </w:tcBorders>
@@ -5759,7 +6036,7 @@
         <w:autoSpaceDE w:val="0"/>
         <w:widowControl/>
         <w:spacing w:line="298" w:lineRule="exact" w:before="466" w:after="0"/>
-        <w:ind w:left="8" w:right="0" w:firstLine="0"/>
+        <w:ind w:left="4" w:right="0" w:firstLine="0"/>
         <w:jc w:val="left"/>
       </w:pPr>
       <w:r>
@@ -5799,7 +6076,7 @@
         <w:autoSpaceDE w:val="0"/>
         <w:widowControl/>
         <w:spacing w:line="258" w:lineRule="exact" w:before="206" w:after="0"/>
-        <w:ind w:left="8" w:right="0" w:firstLine="0"/>
+        <w:ind w:left="4" w:right="0" w:firstLine="0"/>
         <w:jc w:val="left"/>
       </w:pPr>
       <w:r>
@@ -5839,7 +6116,7 @@
         <w:autoSpaceDE w:val="0"/>
         <w:widowControl/>
         <w:spacing w:line="240" w:lineRule="exact" w:before="134" w:after="0"/>
-        <w:ind w:left="8" w:right="0" w:firstLine="0"/>
+        <w:ind w:left="4" w:right="0" w:firstLine="0"/>
         <w:jc w:val="left"/>
       </w:pPr>
       <w:r>
@@ -5917,12 +6194,12 @@
       <w:pPr>
         <w:autoSpaceDN w:val="0"/>
         <w:tabs>
-          <w:tab w:pos="506" w:val="left"/>
+          <w:tab w:pos="502" w:val="left"/>
         </w:tabs>
         <w:autoSpaceDE w:val="0"/>
         <w:widowControl/>
         <w:spacing w:line="270" w:lineRule="exact" w:before="142" w:after="0"/>
-        <w:ind w:left="224" w:right="0" w:firstLine="0"/>
+        <w:ind w:left="220" w:right="0" w:firstLine="0"/>
         <w:jc w:val="left"/>
       </w:pPr>
       <w:r>
@@ -6313,12 +6590,12 @@
       <w:pPr>
         <w:autoSpaceDN w:val="0"/>
         <w:tabs>
-          <w:tab w:pos="506" w:val="left"/>
+          <w:tab w:pos="502" w:val="left"/>
         </w:tabs>
         <w:autoSpaceDE w:val="0"/>
         <w:widowControl/>
         <w:spacing w:line="278" w:lineRule="exact" w:before="16" w:after="0"/>
-        <w:ind w:left="224" w:right="0" w:firstLine="0"/>
+        <w:ind w:left="220" w:right="0" w:firstLine="0"/>
         <w:jc w:val="left"/>
       </w:pPr>
       <w:r>
@@ -6551,7 +6828,7 @@
         <w:autoSpaceDE w:val="0"/>
         <w:widowControl/>
         <w:spacing w:line="258" w:lineRule="exact" w:before="364" w:after="0"/>
-        <w:ind w:left="8" w:right="0" w:firstLine="0"/>
+        <w:ind w:left="4" w:right="0" w:firstLine="0"/>
         <w:jc w:val="left"/>
       </w:pPr>
       <w:r>
@@ -6591,7 +6868,7 @@
         <w:autoSpaceDE w:val="0"/>
         <w:widowControl/>
         <w:spacing w:line="240" w:lineRule="exact" w:before="134" w:after="0"/>
-        <w:ind w:left="8" w:right="0" w:firstLine="0"/>
+        <w:ind w:left="4" w:right="0" w:firstLine="0"/>
         <w:jc w:val="left"/>
       </w:pPr>
       <w:r>
@@ -6689,12 +6966,12 @@
       <w:pPr>
         <w:autoSpaceDN w:val="0"/>
         <w:tabs>
-          <w:tab w:pos="506" w:val="left"/>
+          <w:tab w:pos="502" w:val="left"/>
         </w:tabs>
         <w:autoSpaceDE w:val="0"/>
         <w:widowControl/>
         <w:spacing w:line="294" w:lineRule="exact" w:before="104" w:after="0"/>
-        <w:ind w:left="224" w:right="0" w:firstLine="0"/>
+        <w:ind w:left="220" w:right="0" w:firstLine="0"/>
         <w:jc w:val="left"/>
       </w:pPr>
       <w:r>
@@ -6865,12 +7142,12 @@
       <w:pPr>
         <w:autoSpaceDN w:val="0"/>
         <w:tabs>
-          <w:tab w:pos="506" w:val="left"/>
+          <w:tab w:pos="502" w:val="left"/>
         </w:tabs>
         <w:autoSpaceDE w:val="0"/>
         <w:widowControl/>
         <w:spacing w:line="280" w:lineRule="exact" w:before="0" w:after="0"/>
-        <w:ind w:left="224" w:right="0" w:firstLine="0"/>
+        <w:ind w:left="220" w:right="0" w:firstLine="0"/>
         <w:jc w:val="left"/>
       </w:pPr>
       <w:r>
@@ -7055,7 +7332,7 @@
         <w:autoSpaceDE w:val="0"/>
         <w:widowControl/>
         <w:spacing w:line="254" w:lineRule="exact" w:before="24" w:after="8150"/>
-        <w:ind w:left="224" w:right="0" w:firstLine="0"/>
+        <w:ind w:left="220" w:right="0" w:firstLine="0"/>
         <w:jc w:val="left"/>
       </w:pPr>
       <w:r>
@@ -7184,11 +7461,11 @@
         <w:tblW w:type="auto" w:w="0"/>
         <w:tblLayout w:type="fixed"/>
         <w:tblLook w:firstColumn="1" w:firstRow="1" w:lastColumn="0" w:lastRow="0" w:noHBand="0" w:noVBand="1" w:val="04A0"/>
-        <w:tblInd w:w="4.000000000000057" w:type="dxa"/>
+        <w:tblInd w:w="0.0" w:type="dxa"/>
       </w:tblPr>
       <w:tblGrid>
-        <w:gridCol w:w="4710"/>
-        <w:gridCol w:w="4710"/>
+        <w:gridCol w:w="4708"/>
+        <w:gridCol w:w="4708"/>
       </w:tblGrid>
       <w:tr>
         <w:trPr>
@@ -7313,7 +7590,7 @@
       <w:pPr>
         <w:sectPr>
           <w:pgSz w:w="12240" w:h="15840"/>
-          <w:pgMar w:top="358" w:right="1388" w:bottom="400" w:left="1432" w:header="720" w:footer="720" w:gutter="0"/>
+          <w:pgMar w:top="358" w:right="1388" w:bottom="400" w:left="1436" w:header="720" w:footer="720" w:gutter="0"/>
           <w:cols/>
           <w:docGrid w:linePitch="360"/>
         </w:sectPr>
@@ -7345,7 +7622,7 @@
         </w:trPr>
         <w:tc>
           <w:tcPr>
-            <w:tcW w:type="dxa" w:w="5364"/>
+            <w:tcW w:type="dxa" w:w="5204"/>
             <w:tcBorders>
               <w:bottom w:sz="3.184000015258789" w:val="single" w:color="#000000"/>
             </w:tcBorders>
@@ -7407,7 +7684,7 @@
         </w:tc>
         <w:tc>
           <w:tcPr>
-            <w:tcW w:type="dxa" w:w="4004"/>
+            <w:tcW w:type="dxa" w:w="4164"/>
             <w:tcBorders>
               <w:bottom w:sz="3.184000015258789" w:val="single" w:color="#000000"/>
             </w:tcBorders>
@@ -7433,17 +7710,7 @@
                 <w:color w:val="000000"/>
                 <w:sz w:val="20"/>
               </w:rPr>
-              <w:t>Test</w:t>
-            </w:r>
-            <w:r>
-              <w:rPr>
-                <w:rFonts w:ascii="LMRoman10" w:hAnsi="LMRoman10" w:eastAsia="LMRoman10"/>
-                <w:b w:val="0"/>
-                <w:i w:val="0"/>
-                <w:color w:val="000000"/>
-                <w:sz w:val="20"/>
-              </w:rPr>
-              <w:t>Reference</w:t>
+              <w:t>tmp.ocTMI0Grw2</w:t>
             </w:r>
           </w:p>
         </w:tc>
@@ -8915,11 +9182,11 @@
         <w:tblW w:type="auto" w:w="0"/>
         <w:tblLayout w:type="fixed"/>
         <w:tblLook w:firstColumn="1" w:firstRow="1" w:lastColumn="0" w:lastRow="0" w:noHBand="0" w:noVBand="1" w:val="04A0"/>
-        <w:tblInd w:w="4.000000000000057" w:type="dxa"/>
+        <w:tblInd w:w="0.0" w:type="dxa"/>
       </w:tblPr>
       <w:tblGrid>
-        <w:gridCol w:w="4717"/>
-        <w:gridCol w:w="4717"/>
+        <w:gridCol w:w="4715"/>
+        <w:gridCol w:w="4715"/>
       </w:tblGrid>
       <w:tr>
         <w:trPr>
@@ -8927,7 +9194,7 @@
         </w:trPr>
         <w:tc>
           <w:tcPr>
-            <w:tcW w:type="dxa" w:w="3984"/>
+            <w:tcW w:type="dxa" w:w="4144"/>
             <w:tcBorders>
               <w:bottom w:sz="3.184000015258789" w:val="single" w:color="#000000"/>
             </w:tcBorders>
@@ -8942,7 +9209,7 @@
               <w:autoSpaceDE w:val="0"/>
               <w:widowControl/>
               <w:spacing w:line="200" w:lineRule="exact" w:before="0" w:after="0"/>
-              <w:ind w:left="0" w:right="0" w:firstLine="0"/>
+              <w:ind w:left="4" w:right="0" w:firstLine="0"/>
               <w:jc w:val="left"/>
             </w:pPr>
             <w:r>
@@ -8953,23 +9220,13 @@
                 <w:color w:val="000000"/>
                 <w:sz w:val="20"/>
               </w:rPr>
-              <w:t>Test</w:t>
-            </w:r>
-            <w:r>
-              <w:rPr>
-                <w:rFonts w:ascii="LMRoman10" w:hAnsi="LMRoman10" w:eastAsia="LMRoman10"/>
-                <w:b w:val="0"/>
-                <w:i w:val="0"/>
-                <w:color w:val="000000"/>
-                <w:sz w:val="20"/>
-              </w:rPr>
-              <w:t>Reference</w:t>
+              <w:t>tmp.ocTMI0Grw2</w:t>
             </w:r>
           </w:p>
         </w:tc>
         <w:tc>
           <w:tcPr>
-            <w:tcW w:type="dxa" w:w="5384"/>
+            <w:tcW w:type="dxa" w:w="5224"/>
             <w:tcBorders>
               <w:bottom w:sz="3.184000015258789" w:val="single" w:color="#000000"/>
             </w:tcBorders>
@@ -9035,12 +9292,12 @@
       <w:pPr>
         <w:autoSpaceDN w:val="0"/>
         <w:tabs>
-          <w:tab w:pos="500" w:val="left"/>
+          <w:tab w:pos="496" w:val="left"/>
         </w:tabs>
         <w:autoSpaceDE w:val="0"/>
         <w:widowControl/>
         <w:spacing w:line="280" w:lineRule="exact" w:before="476" w:after="0"/>
-        <w:ind w:left="8" w:right="5904" w:firstLine="0"/>
+        <w:ind w:left="4" w:right="5904" w:firstLine="0"/>
         <w:jc w:val="left"/>
       </w:pPr>
       <w:r>
@@ -9113,7 +9370,7 @@
         <w:autoSpaceDE w:val="0"/>
         <w:widowControl/>
         <w:spacing w:line="238" w:lineRule="exact" w:before="144" w:after="0"/>
-        <w:ind w:left="8" w:right="0" w:firstLine="0"/>
+        <w:ind w:left="4" w:right="0" w:firstLine="0"/>
         <w:jc w:val="left"/>
       </w:pPr>
       <w:r>
@@ -9143,7 +9400,7 @@
         <w:autoSpaceDE w:val="0"/>
         <w:widowControl/>
         <w:spacing w:line="238" w:lineRule="exact" w:before="176" w:after="0"/>
-        <w:ind w:left="8" w:right="0" w:firstLine="0"/>
+        <w:ind w:left="4" w:right="0" w:firstLine="0"/>
         <w:jc w:val="left"/>
       </w:pPr>
       <w:r>
@@ -9223,7 +9480,7 @@
         <w:autoSpaceDE w:val="0"/>
         <w:widowControl/>
         <w:spacing w:line="280" w:lineRule="exact" w:before="118" w:after="0"/>
-        <w:ind w:left="8" w:right="0" w:firstLine="0"/>
+        <w:ind w:left="4" w:right="0" w:firstLine="0"/>
         <w:jc w:val="left"/>
       </w:pPr>
       <w:r>
@@ -9473,7 +9730,7 @@
         <w:autoSpaceDE w:val="0"/>
         <w:widowControl/>
         <w:spacing w:line="272" w:lineRule="exact" w:before="362" w:after="0"/>
-        <w:ind w:left="8" w:right="0" w:firstLine="0"/>
+        <w:ind w:left="4" w:right="0" w:firstLine="0"/>
         <w:jc w:val="left"/>
       </w:pPr>
       <w:r>
@@ -9503,7 +9760,7 @@
         <w:autoSpaceDE w:val="0"/>
         <w:widowControl/>
         <w:spacing w:line="256" w:lineRule="exact" w:before="120" w:after="0"/>
-        <w:ind w:left="8" w:right="0" w:firstLine="0"/>
+        <w:ind w:left="4" w:right="0" w:firstLine="0"/>
         <w:jc w:val="left"/>
       </w:pPr>
       <w:r>
@@ -9551,12 +9808,12 @@
       <w:pPr>
         <w:autoSpaceDN w:val="0"/>
         <w:tabs>
-          <w:tab w:pos="500" w:val="left"/>
+          <w:tab w:pos="496" w:val="left"/>
         </w:tabs>
         <w:autoSpaceDE w:val="0"/>
         <w:widowControl/>
         <w:spacing w:line="278" w:lineRule="exact" w:before="120" w:after="0"/>
-        <w:ind w:left="8" w:right="5904" w:firstLine="0"/>
+        <w:ind w:left="4" w:right="5904" w:firstLine="0"/>
         <w:jc w:val="left"/>
       </w:pPr>
       <w:r>
@@ -9695,7 +9952,7 @@
         <w:autoSpaceDE w:val="0"/>
         <w:widowControl/>
         <w:spacing w:line="240" w:lineRule="exact" w:before="144" w:after="0"/>
-        <w:ind w:left="8" w:right="0" w:firstLine="0"/>
+        <w:ind w:left="4" w:right="0" w:firstLine="0"/>
         <w:jc w:val="left"/>
       </w:pPr>
       <w:r>
@@ -9725,7 +9982,7 @@
         <w:autoSpaceDE w:val="0"/>
         <w:widowControl/>
         <w:spacing w:line="240" w:lineRule="exact" w:before="174" w:after="8252"/>
-        <w:ind w:left="8" w:right="0" w:firstLine="0"/>
+        <w:ind w:left="4" w:right="0" w:firstLine="0"/>
         <w:jc w:val="left"/>
       </w:pPr>
       <w:r>
@@ -9804,11 +10061,11 @@
         <w:tblW w:type="auto" w:w="0"/>
         <w:tblLayout w:type="fixed"/>
         <w:tblLook w:firstColumn="1" w:firstRow="1" w:lastColumn="0" w:lastRow="0" w:noHBand="0" w:noVBand="1" w:val="04A0"/>
-        <w:tblInd w:w="4.000000000000057" w:type="dxa"/>
+        <w:tblInd w:w="0.0" w:type="dxa"/>
       </w:tblPr>
       <w:tblGrid>
-        <w:gridCol w:w="4717"/>
-        <w:gridCol w:w="4717"/>
+        <w:gridCol w:w="4715"/>
+        <w:gridCol w:w="4715"/>
       </w:tblGrid>
       <w:tr>
         <w:trPr>
@@ -9933,7 +10190,7 @@
       <w:pPr>
         <w:sectPr>
           <w:pgSz w:w="12240" w:h="15840"/>
-          <w:pgMar w:top="358" w:right="1374" w:bottom="400" w:left="1432" w:header="720" w:footer="720" w:gutter="0"/>
+          <w:pgMar w:top="358" w:right="1374" w:bottom="400" w:left="1436" w:header="720" w:footer="720" w:gutter="0"/>
           <w:cols/>
           <w:docGrid w:linePitch="360"/>
         </w:sectPr>
@@ -9965,7 +10222,7 @@
         </w:trPr>
         <w:tc>
           <w:tcPr>
-            <w:tcW w:type="dxa" w:w="5244"/>
+            <w:tcW w:type="dxa" w:w="5084"/>
             <w:tcBorders>
               <w:bottom w:sz="3.184000015258789" w:val="single" w:color="#000000"/>
             </w:tcBorders>
@@ -10027,7 +10284,7 @@
         </w:tc>
         <w:tc>
           <w:tcPr>
-            <w:tcW w:type="dxa" w:w="4124"/>
+            <w:tcW w:type="dxa" w:w="4284"/>
             <w:tcBorders>
               <w:bottom w:sz="3.184000015258789" w:val="single" w:color="#000000"/>
             </w:tcBorders>
@@ -10042,7 +10299,7 @@
               <w:autoSpaceDE w:val="0"/>
               <w:widowControl/>
               <w:spacing w:line="200" w:lineRule="exact" w:before="0" w:after="0"/>
-              <w:ind w:left="0" w:right="2" w:firstLine="0"/>
+              <w:ind w:left="0" w:right="4" w:firstLine="0"/>
               <w:jc w:val="right"/>
             </w:pPr>
             <w:r>
@@ -10053,17 +10310,7 @@
                 <w:color w:val="000000"/>
                 <w:sz w:val="20"/>
               </w:rPr>
-              <w:t>Test</w:t>
-            </w:r>
-            <w:r>
-              <w:rPr>
-                <w:rFonts w:ascii="LMRoman10" w:hAnsi="LMRoman10" w:eastAsia="LMRoman10"/>
-                <w:b w:val="0"/>
-                <w:i w:val="0"/>
-                <w:color w:val="000000"/>
-                <w:sz w:val="20"/>
-              </w:rPr>
-              <w:t>Reference</w:t>
+              <w:t>tmp.ocTMI0Grw2</w:t>
             </w:r>
           </w:p>
         </w:tc>
@@ -11742,11 +11989,11 @@
         <w:tblW w:type="auto" w:w="0"/>
         <w:tblLayout w:type="fixed"/>
         <w:tblLook w:firstColumn="1" w:firstRow="1" w:lastColumn="0" w:lastRow="0" w:noHBand="0" w:noVBand="1" w:val="04A0"/>
-        <w:tblInd w:w="4.000000000000057" w:type="dxa"/>
+        <w:tblInd w:w="0.0" w:type="dxa"/>
       </w:tblPr>
       <w:tblGrid>
-        <w:gridCol w:w="4717"/>
-        <w:gridCol w:w="4717"/>
+        <w:gridCol w:w="4715"/>
+        <w:gridCol w:w="4715"/>
       </w:tblGrid>
       <w:tr>
         <w:trPr>
@@ -11754,7 +12001,7 @@
         </w:trPr>
         <w:tc>
           <w:tcPr>
-            <w:tcW w:type="dxa" w:w="4344"/>
+            <w:tcW w:type="dxa" w:w="4504"/>
             <w:tcBorders>
               <w:bottom w:sz="3.184000015258789" w:val="single" w:color="#000000"/>
             </w:tcBorders>
@@ -11769,7 +12016,7 @@
               <w:autoSpaceDE w:val="0"/>
               <w:widowControl/>
               <w:spacing w:line="200" w:lineRule="exact" w:before="0" w:after="0"/>
-              <w:ind w:left="0" w:right="0" w:firstLine="0"/>
+              <w:ind w:left="4" w:right="0" w:firstLine="0"/>
               <w:jc w:val="left"/>
             </w:pPr>
             <w:r>
@@ -11780,23 +12027,13 @@
                 <w:color w:val="000000"/>
                 <w:sz w:val="20"/>
               </w:rPr>
-              <w:t>Test</w:t>
-            </w:r>
-            <w:r>
-              <w:rPr>
-                <w:rFonts w:ascii="LMRoman10" w:hAnsi="LMRoman10" w:eastAsia="LMRoman10"/>
-                <w:b w:val="0"/>
-                <w:i w:val="0"/>
-                <w:color w:val="000000"/>
-                <w:sz w:val="20"/>
-              </w:rPr>
-              <w:t>Reference</w:t>
+              <w:t>tmp.ocTMI0Grw2</w:t>
             </w:r>
           </w:p>
         </w:tc>
         <w:tc>
           <w:tcPr>
-            <w:tcW w:type="dxa" w:w="5024"/>
+            <w:tcW w:type="dxa" w:w="4864"/>
             <w:tcBorders>
               <w:bottom w:sz="3.184000015258789" w:val="single" w:color="#000000"/>
             </w:tcBorders>
@@ -11854,7 +12091,7 @@
         <w:autoSpaceDE w:val="0"/>
         <w:widowControl/>
         <w:spacing w:line="298" w:lineRule="exact" w:before="466" w:after="0"/>
-        <w:ind w:left="8" w:right="0" w:firstLine="0"/>
+        <w:ind w:left="4" w:right="0" w:firstLine="0"/>
         <w:jc w:val="left"/>
       </w:pPr>
       <w:r>
@@ -11894,7 +12131,7 @@
         <w:autoSpaceDE w:val="0"/>
         <w:widowControl/>
         <w:spacing w:line="254" w:lineRule="exact" w:before="176" w:after="0"/>
-        <w:ind w:left="224" w:right="0" w:firstLine="0"/>
+        <w:ind w:left="220" w:right="0" w:firstLine="0"/>
         <w:jc w:val="left"/>
       </w:pPr>
       <w:r>
@@ -11974,7 +12211,7 @@
         <w:autoSpaceDE w:val="0"/>
         <w:widowControl/>
         <w:spacing w:line="254" w:lineRule="exact" w:before="26" w:after="0"/>
-        <w:ind w:left="224" w:right="0" w:firstLine="0"/>
+        <w:ind w:left="220" w:right="0" w:firstLine="0"/>
         <w:jc w:val="left"/>
       </w:pPr>
       <w:r>
@@ -12084,7 +12321,7 @@
         <w:autoSpaceDE w:val="0"/>
         <w:widowControl/>
         <w:spacing w:line="254" w:lineRule="exact" w:before="24" w:after="0"/>
-        <w:ind w:left="224" w:right="0" w:firstLine="0"/>
+        <w:ind w:left="220" w:right="0" w:firstLine="0"/>
         <w:jc w:val="left"/>
       </w:pPr>
       <w:r>
@@ -12211,7 +12448,7 @@
         <w:autoSpaceDE w:val="0"/>
         <w:widowControl/>
         <w:spacing w:line="256" w:lineRule="exact" w:before="144" w:after="11652"/>
-        <w:ind w:left="8" w:right="0" w:firstLine="0"/>
+        <w:ind w:left="4" w:right="0" w:firstLine="0"/>
         <w:jc w:val="left"/>
       </w:pPr>
       <w:r>
@@ -12330,11 +12567,11 @@
         <w:tblW w:type="auto" w:w="0"/>
         <w:tblLayout w:type="fixed"/>
         <w:tblLook w:firstColumn="1" w:firstRow="1" w:lastColumn="0" w:lastRow="0" w:noHBand="0" w:noVBand="1" w:val="04A0"/>
-        <w:tblInd w:w="4.000000000000057" w:type="dxa"/>
+        <w:tblInd w:w="0.0" w:type="dxa"/>
       </w:tblPr>
       <w:tblGrid>
-        <w:gridCol w:w="4717"/>
-        <w:gridCol w:w="4717"/>
+        <w:gridCol w:w="4715"/>
+        <w:gridCol w:w="4715"/>
       </w:tblGrid>
       <w:tr>
         <w:trPr>
@@ -12457,7 +12694,7 @@
     </w:p>
     <w:sectPr>
       <w:pgSz w:w="12240" w:h="15840"/>
-      <w:pgMar w:top="358" w:right="1374" w:bottom="400" w:left="1432" w:header="720" w:footer="720" w:gutter="0"/>
+      <w:pgMar w:top="358" w:right="1374" w:bottom="400" w:left="1436" w:header="720" w:footer="720" w:gutter="0"/>
       <w:cols/>
       <w:docGrid w:linePitch="360"/>
     </w:sectPr>

--- a/docs/docx/Test_Reference.docx
+++ b/docs/docx/Test_Reference.docx
@@ -2124,7 +2124,7 @@
         </w:trPr>
         <w:tc>
           <w:tcPr>
-            <w:tcW w:type="dxa" w:w="4204"/>
+            <w:tcW w:type="dxa" w:w="4364"/>
             <w:tcBorders>
               <w:bottom w:sz="3.184000015258789" w:val="single" w:color="#000000"/>
             </w:tcBorders>
@@ -2156,7 +2156,7 @@
         </w:tc>
         <w:tc>
           <w:tcPr>
-            <w:tcW w:type="dxa" w:w="5164"/>
+            <w:tcW w:type="dxa" w:w="5004"/>
             <w:tcBorders>
               <w:bottom w:sz="3.184000015258789" w:val="single" w:color="#000000"/>
             </w:tcBorders>
@@ -2182,7 +2182,17 @@
                 <w:color w:val="000000"/>
                 <w:sz w:val="20"/>
               </w:rPr>
-              <w:t>tmp.ocTMI0Grw2</w:t>
+              <w:t>Test</w:t>
+            </w:r>
+            <w:r>
+              <w:rPr>
+                <w:rFonts w:ascii="LMRoman10" w:hAnsi="LMRoman10" w:eastAsia="LMRoman10"/>
+                <w:b w:val="0"/>
+                <w:i w:val="0"/>
+                <w:color w:val="000000"/>
+                <w:sz w:val="20"/>
+              </w:rPr>
+              <w:t>Reference</w:t>
             </w:r>
           </w:p>
         </w:tc>
@@ -4873,7 +4883,7 @@
         </w:trPr>
         <w:tc>
           <w:tcPr>
-            <w:tcW w:type="dxa" w:w="4684"/>
+            <w:tcW w:type="dxa" w:w="4544"/>
             <w:tcBorders>
               <w:bottom w:sz="3.184000015258789" w:val="single" w:color="#000000"/>
             </w:tcBorders>
@@ -4888,7 +4898,7 @@
               <w:autoSpaceDE w:val="0"/>
               <w:widowControl/>
               <w:spacing w:line="200" w:lineRule="exact" w:before="0" w:after="0"/>
-              <w:ind w:left="4" w:right="0" w:firstLine="0"/>
+              <w:ind w:left="0" w:right="0" w:firstLine="0"/>
               <w:jc w:val="left"/>
             </w:pPr>
             <w:r>
@@ -4899,13 +4909,23 @@
                 <w:color w:val="000000"/>
                 <w:sz w:val="20"/>
               </w:rPr>
-              <w:t>tmp.ocTMI0Grw2</w:t>
+              <w:t>Test</w:t>
+            </w:r>
+            <w:r>
+              <w:rPr>
+                <w:rFonts w:ascii="LMRoman10" w:hAnsi="LMRoman10" w:eastAsia="LMRoman10"/>
+                <w:b w:val="0"/>
+                <w:i w:val="0"/>
+                <w:color w:val="000000"/>
+                <w:sz w:val="20"/>
+              </w:rPr>
+              <w:t>Reference</w:t>
             </w:r>
           </w:p>
         </w:tc>
         <w:tc>
           <w:tcPr>
-            <w:tcW w:type="dxa" w:w="4684"/>
+            <w:tcW w:type="dxa" w:w="4824"/>
             <w:tcBorders>
               <w:bottom w:sz="3.184000015258789" w:val="single" w:color="#000000"/>
             </w:tcBorders>
@@ -5934,11 +5954,11 @@
         <w:tblW w:type="auto" w:w="0"/>
         <w:tblLayout w:type="fixed"/>
         <w:tblLook w:firstColumn="1" w:firstRow="1" w:lastColumn="0" w:lastRow="0" w:noHBand="0" w:noVBand="1" w:val="04A0"/>
-        <w:tblInd w:w="0.0" w:type="dxa"/>
+        <w:tblInd w:w="4.000000000000057" w:type="dxa"/>
       </w:tblPr>
       <w:tblGrid>
-        <w:gridCol w:w="4708"/>
-        <w:gridCol w:w="4708"/>
+        <w:gridCol w:w="4710"/>
+        <w:gridCol w:w="4710"/>
       </w:tblGrid>
       <w:tr>
         <w:trPr>
@@ -5946,7 +5966,7 @@
         </w:trPr>
         <w:tc>
           <w:tcPr>
-            <w:tcW w:type="dxa" w:w="4464"/>
+            <w:tcW w:type="dxa" w:w="4324"/>
             <w:tcBorders>
               <w:bottom w:sz="3.184000015258789" w:val="single" w:color="#000000"/>
             </w:tcBorders>
@@ -5961,7 +5981,7 @@
               <w:autoSpaceDE w:val="0"/>
               <w:widowControl/>
               <w:spacing w:line="200" w:lineRule="exact" w:before="0" w:after="0"/>
-              <w:ind w:left="4" w:right="0" w:firstLine="0"/>
+              <w:ind w:left="0" w:right="0" w:firstLine="0"/>
               <w:jc w:val="left"/>
             </w:pPr>
             <w:r>
@@ -5972,13 +5992,23 @@
                 <w:color w:val="000000"/>
                 <w:sz w:val="20"/>
               </w:rPr>
-              <w:t>tmp.ocTMI0Grw2</w:t>
+              <w:t>Test</w:t>
+            </w:r>
+            <w:r>
+              <w:rPr>
+                <w:rFonts w:ascii="LMRoman10" w:hAnsi="LMRoman10" w:eastAsia="LMRoman10"/>
+                <w:b w:val="0"/>
+                <w:i w:val="0"/>
+                <w:color w:val="000000"/>
+                <w:sz w:val="20"/>
+              </w:rPr>
+              <w:t>Reference</w:t>
             </w:r>
           </w:p>
         </w:tc>
         <w:tc>
           <w:tcPr>
-            <w:tcW w:type="dxa" w:w="4904"/>
+            <w:tcW w:type="dxa" w:w="5044"/>
             <w:tcBorders>
               <w:bottom w:sz="3.184000015258789" w:val="single" w:color="#000000"/>
             </w:tcBorders>
@@ -6036,7 +6066,7 @@
         <w:autoSpaceDE w:val="0"/>
         <w:widowControl/>
         <w:spacing w:line="298" w:lineRule="exact" w:before="466" w:after="0"/>
-        <w:ind w:left="4" w:right="0" w:firstLine="0"/>
+        <w:ind w:left="8" w:right="0" w:firstLine="0"/>
         <w:jc w:val="left"/>
       </w:pPr>
       <w:r>
@@ -6076,7 +6106,7 @@
         <w:autoSpaceDE w:val="0"/>
         <w:widowControl/>
         <w:spacing w:line="258" w:lineRule="exact" w:before="206" w:after="0"/>
-        <w:ind w:left="4" w:right="0" w:firstLine="0"/>
+        <w:ind w:left="8" w:right="0" w:firstLine="0"/>
         <w:jc w:val="left"/>
       </w:pPr>
       <w:r>
@@ -6116,7 +6146,7 @@
         <w:autoSpaceDE w:val="0"/>
         <w:widowControl/>
         <w:spacing w:line="240" w:lineRule="exact" w:before="134" w:after="0"/>
-        <w:ind w:left="4" w:right="0" w:firstLine="0"/>
+        <w:ind w:left="8" w:right="0" w:firstLine="0"/>
         <w:jc w:val="left"/>
       </w:pPr>
       <w:r>
@@ -6194,12 +6224,12 @@
       <w:pPr>
         <w:autoSpaceDN w:val="0"/>
         <w:tabs>
-          <w:tab w:pos="502" w:val="left"/>
+          <w:tab w:pos="506" w:val="left"/>
         </w:tabs>
         <w:autoSpaceDE w:val="0"/>
         <w:widowControl/>
         <w:spacing w:line="270" w:lineRule="exact" w:before="142" w:after="0"/>
-        <w:ind w:left="220" w:right="0" w:firstLine="0"/>
+        <w:ind w:left="224" w:right="0" w:firstLine="0"/>
         <w:jc w:val="left"/>
       </w:pPr>
       <w:r>
@@ -6590,12 +6620,12 @@
       <w:pPr>
         <w:autoSpaceDN w:val="0"/>
         <w:tabs>
-          <w:tab w:pos="502" w:val="left"/>
+          <w:tab w:pos="506" w:val="left"/>
         </w:tabs>
         <w:autoSpaceDE w:val="0"/>
         <w:widowControl/>
         <w:spacing w:line="278" w:lineRule="exact" w:before="16" w:after="0"/>
-        <w:ind w:left="220" w:right="0" w:firstLine="0"/>
+        <w:ind w:left="224" w:right="0" w:firstLine="0"/>
         <w:jc w:val="left"/>
       </w:pPr>
       <w:r>
@@ -6828,7 +6858,7 @@
         <w:autoSpaceDE w:val="0"/>
         <w:widowControl/>
         <w:spacing w:line="258" w:lineRule="exact" w:before="364" w:after="0"/>
-        <w:ind w:left="4" w:right="0" w:firstLine="0"/>
+        <w:ind w:left="8" w:right="0" w:firstLine="0"/>
         <w:jc w:val="left"/>
       </w:pPr>
       <w:r>
@@ -6868,7 +6898,7 @@
         <w:autoSpaceDE w:val="0"/>
         <w:widowControl/>
         <w:spacing w:line="240" w:lineRule="exact" w:before="134" w:after="0"/>
-        <w:ind w:left="4" w:right="0" w:firstLine="0"/>
+        <w:ind w:left="8" w:right="0" w:firstLine="0"/>
         <w:jc w:val="left"/>
       </w:pPr>
       <w:r>
@@ -6966,12 +6996,12 @@
       <w:pPr>
         <w:autoSpaceDN w:val="0"/>
         <w:tabs>
-          <w:tab w:pos="502" w:val="left"/>
+          <w:tab w:pos="506" w:val="left"/>
         </w:tabs>
         <w:autoSpaceDE w:val="0"/>
         <w:widowControl/>
         <w:spacing w:line="294" w:lineRule="exact" w:before="104" w:after="0"/>
-        <w:ind w:left="220" w:right="0" w:firstLine="0"/>
+        <w:ind w:left="224" w:right="0" w:firstLine="0"/>
         <w:jc w:val="left"/>
       </w:pPr>
       <w:r>
@@ -7142,12 +7172,12 @@
       <w:pPr>
         <w:autoSpaceDN w:val="0"/>
         <w:tabs>
-          <w:tab w:pos="502" w:val="left"/>
+          <w:tab w:pos="506" w:val="left"/>
         </w:tabs>
         <w:autoSpaceDE w:val="0"/>
         <w:widowControl/>
         <w:spacing w:line="280" w:lineRule="exact" w:before="0" w:after="0"/>
-        <w:ind w:left="220" w:right="0" w:firstLine="0"/>
+        <w:ind w:left="224" w:right="0" w:firstLine="0"/>
         <w:jc w:val="left"/>
       </w:pPr>
       <w:r>
@@ -7332,7 +7362,7 @@
         <w:autoSpaceDE w:val="0"/>
         <w:widowControl/>
         <w:spacing w:line="254" w:lineRule="exact" w:before="24" w:after="8150"/>
-        <w:ind w:left="220" w:right="0" w:firstLine="0"/>
+        <w:ind w:left="224" w:right="0" w:firstLine="0"/>
         <w:jc w:val="left"/>
       </w:pPr>
       <w:r>
@@ -7461,11 +7491,11 @@
         <w:tblW w:type="auto" w:w="0"/>
         <w:tblLayout w:type="fixed"/>
         <w:tblLook w:firstColumn="1" w:firstRow="1" w:lastColumn="0" w:lastRow="0" w:noHBand="0" w:noVBand="1" w:val="04A0"/>
-        <w:tblInd w:w="0.0" w:type="dxa"/>
+        <w:tblInd w:w="4.000000000000057" w:type="dxa"/>
       </w:tblPr>
       <w:tblGrid>
-        <w:gridCol w:w="4708"/>
-        <w:gridCol w:w="4708"/>
+        <w:gridCol w:w="4710"/>
+        <w:gridCol w:w="4710"/>
       </w:tblGrid>
       <w:tr>
         <w:trPr>
@@ -7590,7 +7620,7 @@
       <w:pPr>
         <w:sectPr>
           <w:pgSz w:w="12240" w:h="15840"/>
-          <w:pgMar w:top="358" w:right="1388" w:bottom="400" w:left="1436" w:header="720" w:footer="720" w:gutter="0"/>
+          <w:pgMar w:top="358" w:right="1388" w:bottom="400" w:left="1432" w:header="720" w:footer="720" w:gutter="0"/>
           <w:cols/>
           <w:docGrid w:linePitch="360"/>
         </w:sectPr>
@@ -7622,7 +7652,7 @@
         </w:trPr>
         <w:tc>
           <w:tcPr>
-            <w:tcW w:type="dxa" w:w="5204"/>
+            <w:tcW w:type="dxa" w:w="5364"/>
             <w:tcBorders>
               <w:bottom w:sz="3.184000015258789" w:val="single" w:color="#000000"/>
             </w:tcBorders>
@@ -7684,7 +7714,7 @@
         </w:tc>
         <w:tc>
           <w:tcPr>
-            <w:tcW w:type="dxa" w:w="4164"/>
+            <w:tcW w:type="dxa" w:w="4004"/>
             <w:tcBorders>
               <w:bottom w:sz="3.184000015258789" w:val="single" w:color="#000000"/>
             </w:tcBorders>
@@ -7710,7 +7740,17 @@
                 <w:color w:val="000000"/>
                 <w:sz w:val="20"/>
               </w:rPr>
-              <w:t>tmp.ocTMI0Grw2</w:t>
+              <w:t>Test</w:t>
+            </w:r>
+            <w:r>
+              <w:rPr>
+                <w:rFonts w:ascii="LMRoman10" w:hAnsi="LMRoman10" w:eastAsia="LMRoman10"/>
+                <w:b w:val="0"/>
+                <w:i w:val="0"/>
+                <w:color w:val="000000"/>
+                <w:sz w:val="20"/>
+              </w:rPr>
+              <w:t>Reference</w:t>
             </w:r>
           </w:p>
         </w:tc>
@@ -9182,11 +9222,11 @@
         <w:tblW w:type="auto" w:w="0"/>
         <w:tblLayout w:type="fixed"/>
         <w:tblLook w:firstColumn="1" w:firstRow="1" w:lastColumn="0" w:lastRow="0" w:noHBand="0" w:noVBand="1" w:val="04A0"/>
-        <w:tblInd w:w="0.0" w:type="dxa"/>
+        <w:tblInd w:w="4.000000000000057" w:type="dxa"/>
       </w:tblPr>
       <w:tblGrid>
-        <w:gridCol w:w="4715"/>
-        <w:gridCol w:w="4715"/>
+        <w:gridCol w:w="4717"/>
+        <w:gridCol w:w="4717"/>
       </w:tblGrid>
       <w:tr>
         <w:trPr>
@@ -9194,7 +9234,7 @@
         </w:trPr>
         <w:tc>
           <w:tcPr>
-            <w:tcW w:type="dxa" w:w="4144"/>
+            <w:tcW w:type="dxa" w:w="3984"/>
             <w:tcBorders>
               <w:bottom w:sz="3.184000015258789" w:val="single" w:color="#000000"/>
             </w:tcBorders>
@@ -9209,7 +9249,7 @@
               <w:autoSpaceDE w:val="0"/>
               <w:widowControl/>
               <w:spacing w:line="200" w:lineRule="exact" w:before="0" w:after="0"/>
-              <w:ind w:left="4" w:right="0" w:firstLine="0"/>
+              <w:ind w:left="0" w:right="0" w:firstLine="0"/>
               <w:jc w:val="left"/>
             </w:pPr>
             <w:r>
@@ -9220,13 +9260,23 @@
                 <w:color w:val="000000"/>
                 <w:sz w:val="20"/>
               </w:rPr>
-              <w:t>tmp.ocTMI0Grw2</w:t>
+              <w:t>Test</w:t>
+            </w:r>
+            <w:r>
+              <w:rPr>
+                <w:rFonts w:ascii="LMRoman10" w:hAnsi="LMRoman10" w:eastAsia="LMRoman10"/>
+                <w:b w:val="0"/>
+                <w:i w:val="0"/>
+                <w:color w:val="000000"/>
+                <w:sz w:val="20"/>
+              </w:rPr>
+              <w:t>Reference</w:t>
             </w:r>
           </w:p>
         </w:tc>
         <w:tc>
           <w:tcPr>
-            <w:tcW w:type="dxa" w:w="5224"/>
+            <w:tcW w:type="dxa" w:w="5384"/>
             <w:tcBorders>
               <w:bottom w:sz="3.184000015258789" w:val="single" w:color="#000000"/>
             </w:tcBorders>
@@ -9292,12 +9342,12 @@
       <w:pPr>
         <w:autoSpaceDN w:val="0"/>
         <w:tabs>
-          <w:tab w:pos="496" w:val="left"/>
+          <w:tab w:pos="500" w:val="left"/>
         </w:tabs>
         <w:autoSpaceDE w:val="0"/>
         <w:widowControl/>
         <w:spacing w:line="280" w:lineRule="exact" w:before="476" w:after="0"/>
-        <w:ind w:left="4" w:right="5904" w:firstLine="0"/>
+        <w:ind w:left="8" w:right="5904" w:firstLine="0"/>
         <w:jc w:val="left"/>
       </w:pPr>
       <w:r>
@@ -9370,7 +9420,7 @@
         <w:autoSpaceDE w:val="0"/>
         <w:widowControl/>
         <w:spacing w:line="238" w:lineRule="exact" w:before="144" w:after="0"/>
-        <w:ind w:left="4" w:right="0" w:firstLine="0"/>
+        <w:ind w:left="8" w:right="0" w:firstLine="0"/>
         <w:jc w:val="left"/>
       </w:pPr>
       <w:r>
@@ -9400,7 +9450,7 @@
         <w:autoSpaceDE w:val="0"/>
         <w:widowControl/>
         <w:spacing w:line="238" w:lineRule="exact" w:before="176" w:after="0"/>
-        <w:ind w:left="4" w:right="0" w:firstLine="0"/>
+        <w:ind w:left="8" w:right="0" w:firstLine="0"/>
         <w:jc w:val="left"/>
       </w:pPr>
       <w:r>
@@ -9480,7 +9530,7 @@
         <w:autoSpaceDE w:val="0"/>
         <w:widowControl/>
         <w:spacing w:line="280" w:lineRule="exact" w:before="118" w:after="0"/>
-        <w:ind w:left="4" w:right="0" w:firstLine="0"/>
+        <w:ind w:left="8" w:right="0" w:firstLine="0"/>
         <w:jc w:val="left"/>
       </w:pPr>
       <w:r>
@@ -9730,7 +9780,7 @@
         <w:autoSpaceDE w:val="0"/>
         <w:widowControl/>
         <w:spacing w:line="272" w:lineRule="exact" w:before="362" w:after="0"/>
-        <w:ind w:left="4" w:right="0" w:firstLine="0"/>
+        <w:ind w:left="8" w:right="0" w:firstLine="0"/>
         <w:jc w:val="left"/>
       </w:pPr>
       <w:r>
@@ -9760,7 +9810,7 @@
         <w:autoSpaceDE w:val="0"/>
         <w:widowControl/>
         <w:spacing w:line="256" w:lineRule="exact" w:before="120" w:after="0"/>
-        <w:ind w:left="4" w:right="0" w:firstLine="0"/>
+        <w:ind w:left="8" w:right="0" w:firstLine="0"/>
         <w:jc w:val="left"/>
       </w:pPr>
       <w:r>
@@ -9808,12 +9858,12 @@
       <w:pPr>
         <w:autoSpaceDN w:val="0"/>
         <w:tabs>
-          <w:tab w:pos="496" w:val="left"/>
+          <w:tab w:pos="500" w:val="left"/>
         </w:tabs>
         <w:autoSpaceDE w:val="0"/>
         <w:widowControl/>
         <w:spacing w:line="278" w:lineRule="exact" w:before="120" w:after="0"/>
-        <w:ind w:left="4" w:right="5904" w:firstLine="0"/>
+        <w:ind w:left="8" w:right="5904" w:firstLine="0"/>
         <w:jc w:val="left"/>
       </w:pPr>
       <w:r>
@@ -9952,7 +10002,7 @@
         <w:autoSpaceDE w:val="0"/>
         <w:widowControl/>
         <w:spacing w:line="240" w:lineRule="exact" w:before="144" w:after="0"/>
-        <w:ind w:left="4" w:right="0" w:firstLine="0"/>
+        <w:ind w:left="8" w:right="0" w:firstLine="0"/>
         <w:jc w:val="left"/>
       </w:pPr>
       <w:r>
@@ -9982,7 +10032,7 @@
         <w:autoSpaceDE w:val="0"/>
         <w:widowControl/>
         <w:spacing w:line="240" w:lineRule="exact" w:before="174" w:after="8252"/>
-        <w:ind w:left="4" w:right="0" w:firstLine="0"/>
+        <w:ind w:left="8" w:right="0" w:firstLine="0"/>
         <w:jc w:val="left"/>
       </w:pPr>
       <w:r>
@@ -10061,11 +10111,11 @@
         <w:tblW w:type="auto" w:w="0"/>
         <w:tblLayout w:type="fixed"/>
         <w:tblLook w:firstColumn="1" w:firstRow="1" w:lastColumn="0" w:lastRow="0" w:noHBand="0" w:noVBand="1" w:val="04A0"/>
-        <w:tblInd w:w="0.0" w:type="dxa"/>
+        <w:tblInd w:w="4.000000000000057" w:type="dxa"/>
       </w:tblPr>
       <w:tblGrid>
-        <w:gridCol w:w="4715"/>
-        <w:gridCol w:w="4715"/>
+        <w:gridCol w:w="4717"/>
+        <w:gridCol w:w="4717"/>
       </w:tblGrid>
       <w:tr>
         <w:trPr>
@@ -10190,7 +10240,7 @@
       <w:pPr>
         <w:sectPr>
           <w:pgSz w:w="12240" w:h="15840"/>
-          <w:pgMar w:top="358" w:right="1374" w:bottom="400" w:left="1436" w:header="720" w:footer="720" w:gutter="0"/>
+          <w:pgMar w:top="358" w:right="1374" w:bottom="400" w:left="1432" w:header="720" w:footer="720" w:gutter="0"/>
           <w:cols/>
           <w:docGrid w:linePitch="360"/>
         </w:sectPr>
@@ -10222,7 +10272,7 @@
         </w:trPr>
         <w:tc>
           <w:tcPr>
-            <w:tcW w:type="dxa" w:w="5084"/>
+            <w:tcW w:type="dxa" w:w="5244"/>
             <w:tcBorders>
               <w:bottom w:sz="3.184000015258789" w:val="single" w:color="#000000"/>
             </w:tcBorders>
@@ -10284,7 +10334,7 @@
         </w:tc>
         <w:tc>
           <w:tcPr>
-            <w:tcW w:type="dxa" w:w="4284"/>
+            <w:tcW w:type="dxa" w:w="4124"/>
             <w:tcBorders>
               <w:bottom w:sz="3.184000015258789" w:val="single" w:color="#000000"/>
             </w:tcBorders>
@@ -10299,7 +10349,7 @@
               <w:autoSpaceDE w:val="0"/>
               <w:widowControl/>
               <w:spacing w:line="200" w:lineRule="exact" w:before="0" w:after="0"/>
-              <w:ind w:left="0" w:right="4" w:firstLine="0"/>
+              <w:ind w:left="0" w:right="2" w:firstLine="0"/>
               <w:jc w:val="right"/>
             </w:pPr>
             <w:r>
@@ -10310,7 +10360,17 @@
                 <w:color w:val="000000"/>
                 <w:sz w:val="20"/>
               </w:rPr>
-              <w:t>tmp.ocTMI0Grw2</w:t>
+              <w:t>Test</w:t>
+            </w:r>
+            <w:r>
+              <w:rPr>
+                <w:rFonts w:ascii="LMRoman10" w:hAnsi="LMRoman10" w:eastAsia="LMRoman10"/>
+                <w:b w:val="0"/>
+                <w:i w:val="0"/>
+                <w:color w:val="000000"/>
+                <w:sz w:val="20"/>
+              </w:rPr>
+              <w:t>Reference</w:t>
             </w:r>
           </w:p>
         </w:tc>
@@ -11989,11 +12049,11 @@
         <w:tblW w:type="auto" w:w="0"/>
         <w:tblLayout w:type="fixed"/>
         <w:tblLook w:firstColumn="1" w:firstRow="1" w:lastColumn="0" w:lastRow="0" w:noHBand="0" w:noVBand="1" w:val="04A0"/>
-        <w:tblInd w:w="0.0" w:type="dxa"/>
+        <w:tblInd w:w="4.000000000000057" w:type="dxa"/>
       </w:tblPr>
       <w:tblGrid>
-        <w:gridCol w:w="4715"/>
-        <w:gridCol w:w="4715"/>
+        <w:gridCol w:w="4717"/>
+        <w:gridCol w:w="4717"/>
       </w:tblGrid>
       <w:tr>
         <w:trPr>
@@ -12001,7 +12061,7 @@
         </w:trPr>
         <w:tc>
           <w:tcPr>
-            <w:tcW w:type="dxa" w:w="4504"/>
+            <w:tcW w:type="dxa" w:w="4344"/>
             <w:tcBorders>
               <w:bottom w:sz="3.184000015258789" w:val="single" w:color="#000000"/>
             </w:tcBorders>
@@ -12016,7 +12076,7 @@
               <w:autoSpaceDE w:val="0"/>
               <w:widowControl/>
               <w:spacing w:line="200" w:lineRule="exact" w:before="0" w:after="0"/>
-              <w:ind w:left="4" w:right="0" w:firstLine="0"/>
+              <w:ind w:left="0" w:right="0" w:firstLine="0"/>
               <w:jc w:val="left"/>
             </w:pPr>
             <w:r>
@@ -12027,13 +12087,23 @@
                 <w:color w:val="000000"/>
                 <w:sz w:val="20"/>
               </w:rPr>
-              <w:t>tmp.ocTMI0Grw2</w:t>
+              <w:t>Test</w:t>
+            </w:r>
+            <w:r>
+              <w:rPr>
+                <w:rFonts w:ascii="LMRoman10" w:hAnsi="LMRoman10" w:eastAsia="LMRoman10"/>
+                <w:b w:val="0"/>
+                <w:i w:val="0"/>
+                <w:color w:val="000000"/>
+                <w:sz w:val="20"/>
+              </w:rPr>
+              <w:t>Reference</w:t>
             </w:r>
           </w:p>
         </w:tc>
         <w:tc>
           <w:tcPr>
-            <w:tcW w:type="dxa" w:w="4864"/>
+            <w:tcW w:type="dxa" w:w="5024"/>
             <w:tcBorders>
               <w:bottom w:sz="3.184000015258789" w:val="single" w:color="#000000"/>
             </w:tcBorders>
@@ -12091,7 +12161,7 @@
         <w:autoSpaceDE w:val="0"/>
         <w:widowControl/>
         <w:spacing w:line="298" w:lineRule="exact" w:before="466" w:after="0"/>
-        <w:ind w:left="4" w:right="0" w:firstLine="0"/>
+        <w:ind w:left="8" w:right="0" w:firstLine="0"/>
         <w:jc w:val="left"/>
       </w:pPr>
       <w:r>
@@ -12131,7 +12201,7 @@
         <w:autoSpaceDE w:val="0"/>
         <w:widowControl/>
         <w:spacing w:line="254" w:lineRule="exact" w:before="176" w:after="0"/>
-        <w:ind w:left="220" w:right="0" w:firstLine="0"/>
+        <w:ind w:left="224" w:right="0" w:firstLine="0"/>
         <w:jc w:val="left"/>
       </w:pPr>
       <w:r>
@@ -12211,7 +12281,7 @@
         <w:autoSpaceDE w:val="0"/>
         <w:widowControl/>
         <w:spacing w:line="254" w:lineRule="exact" w:before="26" w:after="0"/>
-        <w:ind w:left="220" w:right="0" w:firstLine="0"/>
+        <w:ind w:left="224" w:right="0" w:firstLine="0"/>
         <w:jc w:val="left"/>
       </w:pPr>
       <w:r>
@@ -12321,7 +12391,7 @@
         <w:autoSpaceDE w:val="0"/>
         <w:widowControl/>
         <w:spacing w:line="254" w:lineRule="exact" w:before="24" w:after="0"/>
-        <w:ind w:left="220" w:right="0" w:firstLine="0"/>
+        <w:ind w:left="224" w:right="0" w:firstLine="0"/>
         <w:jc w:val="left"/>
       </w:pPr>
       <w:r>
@@ -12448,7 +12518,7 @@
         <w:autoSpaceDE w:val="0"/>
         <w:widowControl/>
         <w:spacing w:line="256" w:lineRule="exact" w:before="144" w:after="11652"/>
-        <w:ind w:left="4" w:right="0" w:firstLine="0"/>
+        <w:ind w:left="8" w:right="0" w:firstLine="0"/>
         <w:jc w:val="left"/>
       </w:pPr>
       <w:r>
@@ -12567,11 +12637,11 @@
         <w:tblW w:type="auto" w:w="0"/>
         <w:tblLayout w:type="fixed"/>
         <w:tblLook w:firstColumn="1" w:firstRow="1" w:lastColumn="0" w:lastRow="0" w:noHBand="0" w:noVBand="1" w:val="04A0"/>
-        <w:tblInd w:w="0.0" w:type="dxa"/>
+        <w:tblInd w:w="4.000000000000057" w:type="dxa"/>
       </w:tblPr>
       <w:tblGrid>
-        <w:gridCol w:w="4715"/>
-        <w:gridCol w:w="4715"/>
+        <w:gridCol w:w="4717"/>
+        <w:gridCol w:w="4717"/>
       </w:tblGrid>
       <w:tr>
         <w:trPr>
@@ -12694,7 +12764,7 @@
     </w:p>
     <w:sectPr>
       <w:pgSz w:w="12240" w:h="15840"/>
-      <w:pgMar w:top="358" w:right="1374" w:bottom="400" w:left="1436" w:header="720" w:footer="720" w:gutter="0"/>
+      <w:pgMar w:top="358" w:right="1374" w:bottom="400" w:left="1432" w:header="720" w:footer="720" w:gutter="0"/>
       <w:cols/>
       <w:docGrid w:linePitch="360"/>
     </w:sectPr>
